--- a/acceptatietests.docx
+++ b/acceptatietests.docx
@@ -1,10 +1,10 @@
 
 <file path=word/document.xml><?xml version="1.0" encoding="utf-8"?>
-<w:document xmlns:wpc="http://schemas.microsoft.com/office/word/2010/wordprocessingCanvas" xmlns:cx="http://schemas.microsoft.com/office/drawing/2014/chartex" xmlns:cx1="http://schemas.microsoft.com/office/drawing/2015/9/8/chartex" xmlns:cx2="http://schemas.microsoft.com/office/drawing/2015/10/21/chartex" xmlns:cx3="http://schemas.microsoft.com/office/drawing/2016/5/9/chartex" xmlns:cx4="http://schemas.microsoft.com/office/drawing/2016/5/10/chartex" xmlns:cx5="http://schemas.microsoft.com/office/drawing/2016/5/11/chartex" xmlns:cx6="http://schemas.microsoft.com/office/drawing/2016/5/12/chartex" xmlns:cx7="http://schemas.microsoft.com/office/drawing/2016/5/13/chartex" xmlns:cx8="http://schemas.microsoft.com/office/drawing/2016/5/14/chartex" xmlns:mc="http://schemas.openxmlformats.org/markup-compatibility/2006" xmlns:aink="http://schemas.microsoft.com/office/drawing/2016/ink" xmlns:am3d="http://schemas.microsoft.com/office/drawing/2017/model3d" xmlns:o="urn:schemas-microsoft-com:office:office" xmlns:oel="http://schemas.microsoft.com/office/2019/extlst" xmlns:r="http://schemas.openxmlformats.org/officeDocument/2006/relationships" xmlns:m="http://schemas.openxmlformats.org/officeDocument/2006/math" xmlns:v="urn:schemas-microsoft-com:vml" xmlns:wp14="http://schemas.microsoft.com/office/word/2010/wordprocessingDrawing" xmlns:wp="http://schemas.openxmlformats.org/drawingml/2006/wordprocessingDrawing" xmlns:w10="urn:schemas-microsoft-com:office:word" xmlns:w="http://schemas.openxmlformats.org/wordprocessingml/2006/main" xmlns:w14="http://schemas.microsoft.com/office/word/2010/wordml" xmlns:w15="http://schemas.microsoft.com/office/word/2012/wordml" xmlns:w16cex="http://schemas.microsoft.com/office/word/2018/wordml/cex" xmlns:w16cid="http://schemas.microsoft.com/office/word/2016/wordml/cid" xmlns:w16="http://schemas.microsoft.com/office/word/2018/wordml" xmlns:w16du="http://schemas.microsoft.com/office/word/2023/wordml/word16du" xmlns:w16sdtdh="http://schemas.microsoft.com/office/word/2020/wordml/sdtdatahash" xmlns:w16se="http://schemas.microsoft.com/office/word/2015/wordml/symex" xmlns:wpg="http://schemas.microsoft.com/office/word/2010/wordprocessingGroup" xmlns:wpi="http://schemas.microsoft.com/office/word/2010/wordprocessingInk" xmlns:wne="http://schemas.microsoft.com/office/word/2006/wordml" xmlns:wps="http://schemas.microsoft.com/office/word/2010/wordprocessingShape" mc:Ignorable="w14 w15 w16se w16cid w16 w16cex w16sdtdh w16du wp14">
+<w:document xmlns:wpc="http://schemas.microsoft.com/office/word/2010/wordprocessingCanvas" xmlns:cx="http://schemas.microsoft.com/office/drawing/2014/chartex" xmlns:cx1="http://schemas.microsoft.com/office/drawing/2015/9/8/chartex" xmlns:cx2="http://schemas.microsoft.com/office/drawing/2015/10/21/chartex" xmlns:cx3="http://schemas.microsoft.com/office/drawing/2016/5/9/chartex" xmlns:cx4="http://schemas.microsoft.com/office/drawing/2016/5/10/chartex" xmlns:cx5="http://schemas.microsoft.com/office/drawing/2016/5/11/chartex" xmlns:cx6="http://schemas.microsoft.com/office/drawing/2016/5/12/chartex" xmlns:cx7="http://schemas.microsoft.com/office/drawing/2016/5/13/chartex" xmlns:cx8="http://schemas.microsoft.com/office/drawing/2016/5/14/chartex" xmlns:mc="http://schemas.openxmlformats.org/markup-compatibility/2006" xmlns:aink="http://schemas.microsoft.com/office/drawing/2016/ink" xmlns:am3d="http://schemas.microsoft.com/office/drawing/2017/model3d" xmlns:o="urn:schemas-microsoft-com:office:office" xmlns:oel="http://schemas.microsoft.com/office/2019/extlst" xmlns:r="http://schemas.openxmlformats.org/officeDocument/2006/relationships" xmlns:m="http://schemas.openxmlformats.org/officeDocument/2006/math" xmlns:v="urn:schemas-microsoft-com:vml" xmlns:wp14="http://schemas.microsoft.com/office/word/2010/wordprocessingDrawing" xmlns:wp="http://schemas.openxmlformats.org/drawingml/2006/wordprocessingDrawing" xmlns:w10="urn:schemas-microsoft-com:office:word" xmlns:w="http://schemas.openxmlformats.org/wordprocessingml/2006/main" xmlns:w14="http://schemas.microsoft.com/office/word/2010/wordml" xmlns:w15="http://schemas.microsoft.com/office/word/2012/wordml" xmlns:w16cex="http://schemas.microsoft.com/office/word/2018/wordml/cex" xmlns:w16cid="http://schemas.microsoft.com/office/word/2016/wordml/cid" xmlns:w16="http://schemas.microsoft.com/office/word/2018/wordml" xmlns:w16du="http://schemas.microsoft.com/office/word/2023/wordml/word16du" xmlns:w16sdtdh="http://schemas.microsoft.com/office/word/2020/wordml/sdtdatahash" xmlns:w16sdtfl="http://schemas.microsoft.com/office/word/2024/wordml/sdtformatlock" xmlns:w16se="http://schemas.microsoft.com/office/word/2015/wordml/symex" xmlns:wpg="http://schemas.microsoft.com/office/word/2010/wordprocessingGroup" xmlns:wpi="http://schemas.microsoft.com/office/word/2010/wordprocessingInk" xmlns:wne="http://schemas.microsoft.com/office/word/2006/wordml" xmlns:wps="http://schemas.microsoft.com/office/word/2010/wordprocessingShape" mc:Ignorable="w14 w15 w16se w16cid w16 w16cex w16sdtdh w16sdtfl w16du wp14">
   <w:body>
     <w:p>
       <w:pPr>
-        <w:pStyle w:val="Kop1"/>
+        <w:pStyle w:val="Heading1"/>
       </w:pPr>
       <w:bookmarkStart w:id="0" w:name="_Toc479844000"/>
       <w:bookmarkStart w:id="1" w:name="_Toc43103533"/>
@@ -25,10 +25,13 @@
     <w:p/>
     <w:p>
       <w:pPr>
-        <w:pStyle w:val="Kop2"/>
+        <w:pStyle w:val="Heading2"/>
       </w:pPr>
       <w:r>
-        <w:t>Hoe wordt er getest:</w:t>
+        <w:t>Wat</w:t>
+      </w:r>
+      <w:r>
+        <w:t xml:space="preserve"> wordt er getest:</w:t>
       </w:r>
     </w:p>
     <w:p>
@@ -47,35 +50,34 @@
           <w:sz w:val="20"/>
           <w:szCs w:val="20"/>
         </w:rPr>
-        <w:t>Weerapp</w:t>
+        <w:t>Weer Applicatie</w:t>
       </w:r>
+    </w:p>
+    <w:p>
+      <w:pPr>
+        <w:rPr>
+          <w:b/>
+          <w:bCs/>
+        </w:rPr>
+      </w:pPr>
+    </w:p>
+    <w:p>
+      <w:pPr>
+        <w:pStyle w:val="Heading2"/>
+      </w:pPr>
       <w:r>
+        <w:t>Wanneer is de test geslaagd:</w:t>
+      </w:r>
+    </w:p>
+    <w:p>
+      <w:pPr>
         <w:rPr>
           <w:i/>
           <w:iCs/>
           <w:sz w:val="20"/>
           <w:szCs w:val="20"/>
         </w:rPr>
-        <w:t>5</w:t>
-      </w:r>
-    </w:p>
-    <w:p>
-      <w:pPr>
-        <w:rPr>
-          <w:b/>
-          <w:bCs/>
-        </w:rPr>
-      </w:pPr>
-    </w:p>
-    <w:p>
-      <w:pPr>
-        <w:pStyle w:val="Kop2"/>
-      </w:pPr>
-      <w:r>
-        <w:t>Wanneer is de test geslaagd:</w:t>
-      </w:r>
-    </w:p>
-    <w:p>
+      </w:pPr>
       <w:r>
         <w:rPr>
           <w:i/>
@@ -86,15 +88,24 @@
         <w:t xml:space="preserve">Wanneer het verwachte resultaat behaald is </w:t>
       </w:r>
     </w:p>
-    <w:p>
-      <w:pPr>
-        <w:pStyle w:val="Kop2"/>
+    <w:p/>
+    <w:p>
+      <w:pPr>
+        <w:pStyle w:val="Heading2"/>
       </w:pPr>
       <w:r>
         <w:t>Testopdrachten</w:t>
       </w:r>
     </w:p>
     <w:p>
+      <w:pPr>
+        <w:rPr>
+          <w:i/>
+          <w:iCs/>
+          <w:sz w:val="20"/>
+          <w:szCs w:val="20"/>
+        </w:rPr>
+      </w:pPr>
       <w:r>
         <w:rPr>
           <w:i/>
@@ -105,6 +116,204 @@
         <w:t>Zorg ervoor dat er voor elke functionaliteit uitgebreide tests zijn geschreven. Denk hierbij ook aan het testen van foutscenario's, bijvoorbeeld wanneer een gebruiker onjuiste gegevens invoert. Als het verwachte resultaat overeenkomt met het feitelijke resultaat, werkt de functionaliteit zoals bedoeld. Indien dit niet het geval is, moeten de noodzakelijke aanpassingen worden gedocumenteerd.</w:t>
       </w:r>
     </w:p>
+    <w:p>
+      <w:pPr>
+        <w:rPr>
+          <w:i/>
+          <w:iCs/>
+          <w:sz w:val="20"/>
+          <w:szCs w:val="20"/>
+        </w:rPr>
+      </w:pPr>
+    </w:p>
+    <w:p>
+      <w:pPr>
+        <w:rPr>
+          <w:i/>
+          <w:iCs/>
+          <w:sz w:val="20"/>
+          <w:szCs w:val="20"/>
+        </w:rPr>
+      </w:pPr>
+    </w:p>
+    <w:p>
+      <w:pPr>
+        <w:rPr>
+          <w:i/>
+          <w:iCs/>
+          <w:sz w:val="20"/>
+          <w:szCs w:val="20"/>
+        </w:rPr>
+      </w:pPr>
+      <w:r>
+        <w:rPr>
+          <w:i/>
+          <w:iCs/>
+          <w:sz w:val="20"/>
+          <w:szCs w:val="20"/>
+        </w:rPr>
+        <w:t>Student: Furkan Kondu</w:t>
+      </w:r>
+      <w:r>
+        <w:rPr>
+          <w:i/>
+          <w:iCs/>
+          <w:sz w:val="20"/>
+          <w:szCs w:val="20"/>
+        </w:rPr>
+        <w:t xml:space="preserve">     Nummer:</w:t>
+      </w:r>
+      <w:r>
+        <w:rPr>
+          <w:i/>
+          <w:iCs/>
+          <w:sz w:val="20"/>
+          <w:szCs w:val="20"/>
+        </w:rPr>
+        <w:t xml:space="preserve"> 9025444</w:t>
+      </w:r>
+    </w:p>
+    <w:p>
+      <w:pPr>
+        <w:rPr>
+          <w:i/>
+          <w:iCs/>
+          <w:sz w:val="20"/>
+          <w:szCs w:val="20"/>
+        </w:rPr>
+      </w:pPr>
+    </w:p>
+    <w:p>
+      <w:pPr>
+        <w:rPr>
+          <w:i/>
+          <w:iCs/>
+          <w:sz w:val="20"/>
+          <w:szCs w:val="20"/>
+        </w:rPr>
+      </w:pPr>
+    </w:p>
+    <w:p>
+      <w:pPr>
+        <w:rPr>
+          <w:i/>
+          <w:iCs/>
+          <w:sz w:val="20"/>
+          <w:szCs w:val="20"/>
+        </w:rPr>
+      </w:pPr>
+    </w:p>
+    <w:p>
+      <w:pPr>
+        <w:rPr>
+          <w:i/>
+          <w:iCs/>
+          <w:sz w:val="20"/>
+          <w:szCs w:val="20"/>
+        </w:rPr>
+      </w:pPr>
+    </w:p>
+    <w:p>
+      <w:pPr>
+        <w:rPr>
+          <w:i/>
+          <w:iCs/>
+          <w:sz w:val="20"/>
+          <w:szCs w:val="20"/>
+        </w:rPr>
+      </w:pPr>
+    </w:p>
+    <w:p>
+      <w:pPr>
+        <w:rPr>
+          <w:i/>
+          <w:iCs/>
+          <w:sz w:val="20"/>
+          <w:szCs w:val="20"/>
+        </w:rPr>
+      </w:pPr>
+    </w:p>
+    <w:p>
+      <w:pPr>
+        <w:rPr>
+          <w:i/>
+          <w:iCs/>
+          <w:sz w:val="20"/>
+          <w:szCs w:val="20"/>
+        </w:rPr>
+      </w:pPr>
+    </w:p>
+    <w:p>
+      <w:pPr>
+        <w:rPr>
+          <w:i/>
+          <w:iCs/>
+          <w:sz w:val="20"/>
+          <w:szCs w:val="20"/>
+        </w:rPr>
+      </w:pPr>
+    </w:p>
+    <w:p>
+      <w:pPr>
+        <w:rPr>
+          <w:i/>
+          <w:iCs/>
+          <w:sz w:val="20"/>
+          <w:szCs w:val="20"/>
+        </w:rPr>
+      </w:pPr>
+    </w:p>
+    <w:p>
+      <w:pPr>
+        <w:rPr>
+          <w:i/>
+          <w:iCs/>
+          <w:sz w:val="20"/>
+          <w:szCs w:val="20"/>
+        </w:rPr>
+      </w:pPr>
+    </w:p>
+    <w:p>
+      <w:pPr>
+        <w:rPr>
+          <w:i/>
+          <w:iCs/>
+          <w:sz w:val="20"/>
+          <w:szCs w:val="20"/>
+        </w:rPr>
+      </w:pPr>
+    </w:p>
+    <w:p>
+      <w:pPr>
+        <w:rPr>
+          <w:i/>
+          <w:iCs/>
+          <w:sz w:val="20"/>
+          <w:szCs w:val="20"/>
+        </w:rPr>
+      </w:pPr>
+    </w:p>
+    <w:p>
+      <w:pPr>
+        <w:rPr>
+          <w:i/>
+          <w:iCs/>
+          <w:sz w:val="20"/>
+          <w:szCs w:val="20"/>
+        </w:rPr>
+      </w:pPr>
+    </w:p>
+    <w:p>
+      <w:pPr>
+        <w:rPr>
+          <w:i/>
+          <w:iCs/>
+          <w:sz w:val="20"/>
+          <w:szCs w:val="20"/>
+        </w:rPr>
+      </w:pPr>
+    </w:p>
+    <w:p/>
     <w:tbl>
       <w:tblPr>
         <w:tblW w:w="5084" w:type="pct"/>
@@ -133,15 +342,14 @@
             <w:pPr>
               <w:rPr>
                 <w:rFonts w:ascii="Calibri" w:hAnsi="Calibri"/>
-                <w:b/>
-              </w:rPr>
-            </w:pPr>
-            <w:r>
-              <w:rPr>
-                <w:rFonts w:ascii="Calibri" w:hAnsi="Calibri"/>
-                <w:b/>
+              </w:rPr>
+            </w:pPr>
+            <w:r>
+              <w:rPr>
+                <w:rFonts w:ascii="Calibri" w:hAnsi="Calibri"/>
                 <w:sz w:val="28"/>
               </w:rPr>
+              <w:lastRenderedPageBreak/>
               <w:t>Functionaliteit</w:t>
             </w:r>
           </w:p>
@@ -149,18 +357,15 @@
         <w:tc>
           <w:tcPr>
             <w:tcW w:w="3908" w:type="pct"/>
-            <w:shd w:val="clear" w:color="auto" w:fill="auto"/>
-          </w:tcPr>
-          <w:p>
-            <w:pPr>
-              <w:rPr>
-                <w:b/>
+          </w:tcPr>
+          <w:p>
+            <w:pPr>
+              <w:rPr>
                 <w:sz w:val="24"/>
               </w:rPr>
             </w:pPr>
             <w:r>
               <w:rPr>
-                <w:b/>
                 <w:sz w:val="24"/>
               </w:rPr>
               <w:t>Registreren</w:t>
@@ -202,13 +407,11 @@
             <w:pPr>
               <w:rPr>
                 <w:rFonts w:ascii="Calibri" w:hAnsi="Calibri"/>
-                <w:b/>
-              </w:rPr>
-            </w:pPr>
-            <w:r>
-              <w:rPr>
-                <w:rFonts w:ascii="Calibri" w:hAnsi="Calibri"/>
-                <w:b/>
+              </w:rPr>
+            </w:pPr>
+            <w:r>
+              <w:rPr>
+                <w:rFonts w:ascii="Calibri" w:hAnsi="Calibri"/>
               </w:rPr>
               <w:t>Actie</w:t>
             </w:r>
@@ -218,105 +421,30 @@
           <w:tcPr>
             <w:tcW w:w="3965" w:type="pct"/>
             <w:gridSpan w:val="6"/>
-            <w:shd w:val="clear" w:color="auto" w:fill="auto"/>
-          </w:tcPr>
-          <w:p>
-            <w:pPr>
-              <w:rPr>
-                <w:rFonts w:ascii="Calibri" w:hAnsi="Calibri"/>
-                <w:b/>
-              </w:rPr>
-            </w:pPr>
-            <w:r>
-              <w:rPr>
-                <w:rFonts w:ascii="Calibri" w:hAnsi="Calibri"/>
-                <w:b/>
-              </w:rPr>
-              <w:t>Gebruik</w:t>
-            </w:r>
-            <w:r>
-              <w:rPr>
-                <w:rFonts w:ascii="Calibri" w:hAnsi="Calibri"/>
-                <w:b/>
-              </w:rPr>
-              <w:t>er</w:t>
-            </w:r>
-            <w:r>
-              <w:rPr>
-                <w:rFonts w:ascii="Calibri" w:hAnsi="Calibri"/>
-                <w:b/>
-              </w:rPr>
-              <w:t xml:space="preserve"> vult </w:t>
-            </w:r>
-            <w:r>
-              <w:rPr>
-                <w:rFonts w:ascii="Calibri" w:hAnsi="Calibri"/>
-                <w:b/>
-              </w:rPr>
-              <w:t xml:space="preserve">zijn naam en wachtwoord </w:t>
-            </w:r>
-            <w:r>
-              <w:rPr>
-                <w:rFonts w:ascii="Calibri" w:hAnsi="Calibri"/>
-                <w:b/>
-              </w:rPr>
-              <w:t xml:space="preserve">in </w:t>
-            </w:r>
-            <w:r>
-              <w:rPr>
-                <w:rFonts w:ascii="Calibri" w:hAnsi="Calibri"/>
-                <w:b/>
-              </w:rPr>
-              <w:t xml:space="preserve">het de tekst </w:t>
-            </w:r>
-            <w:r>
-              <w:rPr>
-                <w:rFonts w:ascii="Calibri" w:hAnsi="Calibri"/>
-                <w:b/>
+          </w:tcPr>
+          <w:p>
+            <w:pPr>
+              <w:rPr>
+                <w:rFonts w:ascii="Calibri" w:hAnsi="Calibri"/>
+              </w:rPr>
+            </w:pPr>
+            <w:r>
+              <w:rPr>
+                <w:rFonts w:ascii="Calibri" w:hAnsi="Calibri"/>
+              </w:rPr>
+              <w:t xml:space="preserve">Gebruiker vult zijn naam en wachtwoord in het de tekst </w:t>
+            </w:r>
+            <w:r>
+              <w:rPr>
+                <w:rFonts w:ascii="Calibri" w:hAnsi="Calibri"/>
               </w:rPr>
               <w:t>velden</w:t>
             </w:r>
             <w:r>
               <w:rPr>
                 <w:rFonts w:ascii="Calibri" w:hAnsi="Calibri"/>
-                <w:b/>
-              </w:rPr>
-              <w:t xml:space="preserve"> </w:t>
-            </w:r>
-            <w:r>
-              <w:rPr>
-                <w:rFonts w:ascii="Calibri" w:hAnsi="Calibri"/>
-                <w:b/>
-              </w:rPr>
-              <w:t>en klikt op de "</w:t>
-            </w:r>
-            <w:r>
-              <w:rPr>
-                <w:rFonts w:ascii="Calibri" w:hAnsi="Calibri"/>
-                <w:b/>
-              </w:rPr>
-              <w:t>Registreren</w:t>
-            </w:r>
-            <w:r>
-              <w:rPr>
-                <w:rFonts w:ascii="Calibri" w:hAnsi="Calibri"/>
-                <w:b/>
-              </w:rPr>
-              <w:t>"</w:t>
-            </w:r>
-            <w:r>
-              <w:rPr>
-                <w:rFonts w:ascii="Calibri" w:hAnsi="Calibri"/>
-                <w:b/>
-              </w:rPr>
-              <w:t xml:space="preserve"> knop</w:t>
-            </w:r>
-            <w:r>
-              <w:rPr>
-                <w:rFonts w:ascii="Calibri" w:hAnsi="Calibri"/>
-                <w:b/>
-              </w:rPr>
-              <w:t>.</w:t>
+              </w:rPr>
+              <w:t xml:space="preserve"> en klikt op de "Registreren" knop.</w:t>
             </w:r>
           </w:p>
         </w:tc>
@@ -336,7 +464,6 @@
             <w:r>
               <w:rPr>
                 <w:rFonts w:ascii="Calibri" w:hAnsi="Calibri"/>
-                <w:b/>
               </w:rPr>
               <w:t>Scenario</w:t>
             </w:r>
@@ -356,32 +483,13 @@
               <w:spacing w:after="120" w:line="276" w:lineRule="auto"/>
               <w:rPr>
                 <w:rFonts w:ascii="Calibri" w:hAnsi="Calibri"/>
-                <w:b/>
-              </w:rPr>
-            </w:pPr>
-            <w:r>
-              <w:rPr>
-                <w:rFonts w:ascii="Calibri" w:hAnsi="Calibri"/>
-                <w:b/>
-                <w:bCs/>
-              </w:rPr>
-              <w:t xml:space="preserve">Gebruiker opent </w:t>
-            </w:r>
-            <w:r>
-              <w:rPr>
-                <w:rFonts w:ascii="Calibri" w:hAnsi="Calibri"/>
-                <w:b/>
-                <w:bCs/>
-              </w:rPr>
-              <w:t>de app</w:t>
-            </w:r>
-            <w:r>
-              <w:rPr>
-                <w:rFonts w:ascii="Calibri" w:hAnsi="Calibri"/>
-                <w:b/>
-                <w:bCs/>
-              </w:rPr>
-              <w:t>.</w:t>
+              </w:rPr>
+            </w:pPr>
+            <w:r>
+              <w:rPr>
+                <w:rFonts w:ascii="Calibri" w:hAnsi="Calibri"/>
+              </w:rPr>
+              <w:t>Gebruiker opent de app.</w:t>
             </w:r>
           </w:p>
           <w:p>
@@ -393,48 +501,25 @@
               <w:spacing w:after="120" w:line="276" w:lineRule="auto"/>
               <w:rPr>
                 <w:rFonts w:ascii="Calibri" w:hAnsi="Calibri"/>
-                <w:b/>
-              </w:rPr>
-            </w:pPr>
-            <w:r>
-              <w:rPr>
-                <w:rFonts w:ascii="Calibri" w:hAnsi="Calibri"/>
-                <w:b/>
-                <w:bCs/>
-              </w:rPr>
-              <w:t>Gebruiker</w:t>
-            </w:r>
-            <w:r>
-              <w:rPr>
-                <w:rFonts w:ascii="Calibri" w:hAnsi="Calibri"/>
-                <w:b/>
-                <w:bCs/>
-              </w:rPr>
-              <w:t xml:space="preserve"> voert </w:t>
-            </w:r>
-            <w:r>
-              <w:rPr>
-                <w:rFonts w:ascii="Calibri" w:hAnsi="Calibri"/>
-                <w:b/>
-                <w:bCs/>
+              </w:rPr>
+            </w:pPr>
+            <w:r>
+              <w:rPr>
+                <w:rFonts w:ascii="Calibri" w:hAnsi="Calibri"/>
+              </w:rPr>
+              <w:t xml:space="preserve">Gebruiker voert </w:t>
+            </w:r>
+            <w:r>
+              <w:rPr>
+                <w:rFonts w:ascii="Calibri" w:hAnsi="Calibri"/>
               </w:rPr>
               <w:t xml:space="preserve">gewenste </w:t>
             </w:r>
             <w:r>
               <w:rPr>
                 <w:rFonts w:ascii="Calibri" w:hAnsi="Calibri"/>
-                <w:b/>
-                <w:bCs/>
-              </w:rPr>
-              <w:t>naam en wachtwoord in</w:t>
-            </w:r>
-            <w:r>
-              <w:rPr>
-                <w:rFonts w:ascii="Calibri" w:hAnsi="Calibri"/>
-                <w:b/>
-                <w:bCs/>
-              </w:rPr>
-              <w:t>.</w:t>
+              </w:rPr>
+              <w:t>naam en wachtwoord in.</w:t>
             </w:r>
           </w:p>
           <w:p>
@@ -446,32 +531,13 @@
               <w:spacing w:after="120" w:line="276" w:lineRule="auto"/>
               <w:rPr>
                 <w:rFonts w:ascii="Calibri" w:hAnsi="Calibri"/>
-                <w:b/>
-              </w:rPr>
-            </w:pPr>
-            <w:r>
-              <w:rPr>
-                <w:rFonts w:ascii="Calibri" w:hAnsi="Calibri"/>
-                <w:b/>
-                <w:bCs/>
-              </w:rPr>
-              <w:t>Gebruiker klikt op de knop "</w:t>
-            </w:r>
-            <w:r>
-              <w:rPr>
-                <w:rFonts w:ascii="Calibri" w:hAnsi="Calibri"/>
-                <w:b/>
-                <w:bCs/>
-              </w:rPr>
-              <w:t>Registreren</w:t>
-            </w:r>
-            <w:r>
-              <w:rPr>
-                <w:rFonts w:ascii="Calibri" w:hAnsi="Calibri"/>
-                <w:b/>
-                <w:bCs/>
-              </w:rPr>
-              <w:t>".</w:t>
+              </w:rPr>
+            </w:pPr>
+            <w:r>
+              <w:rPr>
+                <w:rFonts w:ascii="Calibri" w:hAnsi="Calibri"/>
+              </w:rPr>
+              <w:t>Gebruiker klikt op de knop "Registreren".</w:t>
             </w:r>
           </w:p>
           <w:p>
@@ -483,48 +549,13 @@
               <w:spacing w:after="120" w:line="276" w:lineRule="auto"/>
               <w:rPr>
                 <w:rFonts w:ascii="Calibri" w:hAnsi="Calibri"/>
-                <w:b/>
-              </w:rPr>
-            </w:pPr>
-            <w:r>
-              <w:rPr>
-                <w:rFonts w:ascii="Calibri" w:hAnsi="Calibri"/>
-                <w:b/>
-                <w:bCs/>
-              </w:rPr>
-              <w:t xml:space="preserve">Systeem verwerkt </w:t>
-            </w:r>
-            <w:r>
-              <w:rPr>
-                <w:rFonts w:ascii="Calibri" w:hAnsi="Calibri"/>
-                <w:b/>
-                <w:bCs/>
-              </w:rPr>
-              <w:t>de data</w:t>
-            </w:r>
-            <w:r>
-              <w:rPr>
-                <w:rFonts w:ascii="Calibri" w:hAnsi="Calibri"/>
-                <w:b/>
-                <w:bCs/>
-              </w:rPr>
-              <w:t xml:space="preserve"> en voert de </w:t>
-            </w:r>
-            <w:r>
-              <w:rPr>
-                <w:rFonts w:ascii="Calibri" w:hAnsi="Calibri"/>
-                <w:b/>
-                <w:bCs/>
-              </w:rPr>
-              <w:t>data</w:t>
-            </w:r>
-            <w:r>
-              <w:rPr>
-                <w:rFonts w:ascii="Calibri" w:hAnsi="Calibri"/>
-                <w:b/>
-                <w:bCs/>
-              </w:rPr>
-              <w:t xml:space="preserve"> uit in de database.</w:t>
+              </w:rPr>
+            </w:pPr>
+            <w:r>
+              <w:rPr>
+                <w:rFonts w:ascii="Calibri" w:hAnsi="Calibri"/>
+              </w:rPr>
+              <w:t>Systeem verwerkt de data en voert de data uit in de database.</w:t>
             </w:r>
           </w:p>
         </w:tc>
@@ -539,13 +570,11 @@
             <w:pPr>
               <w:rPr>
                 <w:rFonts w:ascii="Calibri" w:hAnsi="Calibri"/>
-                <w:b/>
-              </w:rPr>
-            </w:pPr>
-            <w:r>
-              <w:rPr>
-                <w:rFonts w:ascii="Calibri" w:hAnsi="Calibri"/>
-                <w:b/>
+              </w:rPr>
+            </w:pPr>
+            <w:r>
+              <w:rPr>
+                <w:rFonts w:ascii="Calibri" w:hAnsi="Calibri"/>
               </w:rPr>
               <w:t>Verwacht resultaat</w:t>
             </w:r>
@@ -565,24 +594,12 @@
             <w:r>
               <w:rPr>
                 <w:rFonts w:ascii="Calibri" w:hAnsi="Calibri"/>
-                <w:b/>
-                <w:bCs/>
-              </w:rPr>
-              <w:t>Systeem geeft een succesbericht w</w:t>
-            </w:r>
-            <w:r>
-              <w:rPr>
-                <w:rFonts w:ascii="Calibri" w:hAnsi="Calibri"/>
-                <w:b/>
-                <w:bCs/>
-              </w:rPr>
-              <w:t xml:space="preserve">anneer </w:t>
-            </w:r>
-            <w:r>
-              <w:rPr>
-                <w:rFonts w:ascii="Calibri" w:hAnsi="Calibri"/>
-                <w:b/>
-                <w:bCs/>
+              </w:rPr>
+              <w:t xml:space="preserve">Systeem geeft een succesbericht wanneer </w:t>
+            </w:r>
+            <w:r>
+              <w:rPr>
+                <w:rFonts w:ascii="Calibri" w:hAnsi="Calibri"/>
               </w:rPr>
               <w:t>de gebruiker wordt toegevoegd</w:t>
             </w:r>
@@ -604,22 +621,8 @@
             <w:r>
               <w:rPr>
                 <w:rFonts w:ascii="Calibri" w:hAnsi="Calibri"/>
-                <w:b/>
-              </w:rPr>
-              <w:t>Werkelijk</w:t>
-            </w:r>
-            <w:r>
-              <w:rPr>
-                <w:rFonts w:ascii="Calibri" w:hAnsi="Calibri"/>
-              </w:rPr>
-              <w:t xml:space="preserve"> </w:t>
-            </w:r>
-            <w:r>
-              <w:rPr>
-                <w:rFonts w:ascii="Calibri" w:hAnsi="Calibri"/>
-                <w:b/>
-              </w:rPr>
-              <w:t>resultaat</w:t>
+              </w:rPr>
+              <w:t>Werkelijk resultaat</w:t>
             </w:r>
           </w:p>
         </w:tc>
@@ -638,18 +641,8 @@
             <w:r>
               <w:rPr>
                 <w:rFonts w:ascii="Calibri" w:hAnsi="Calibri"/>
-                <w:b/>
-                <w:bCs/>
-              </w:rPr>
-              <w:t>Systeem geeft een succesbericht w</w:t>
-            </w:r>
-            <w:r>
-              <w:rPr>
-                <w:rFonts w:ascii="Calibri" w:hAnsi="Calibri"/>
-                <w:b/>
-                <w:bCs/>
-              </w:rPr>
-              <w:t>anneer de gebruiker wordt toegevoegd</w:t>
+              </w:rPr>
+              <w:t>Systeem geeft een succesbericht wanneer de gebruiker wordt toegevoegd</w:t>
             </w:r>
           </w:p>
         </w:tc>
@@ -672,7 +665,6 @@
             <w:r>
               <w:rPr>
                 <w:rFonts w:ascii="Calibri" w:hAnsi="Calibri"/>
-                <w:b/>
               </w:rPr>
               <w:t>Aanpassingen</w:t>
             </w:r>
@@ -714,7 +706,6 @@
             <w:r>
               <w:rPr>
                 <w:rFonts w:ascii="Calibri" w:hAnsi="Calibri"/>
-                <w:b/>
               </w:rPr>
               <w:t>Uitvoering</w:t>
             </w:r>
@@ -735,7 +726,6 @@
             <w:r>
               <w:rPr>
                 <w:rFonts w:ascii="Calibri" w:hAnsi="Calibri"/>
-                <w:b/>
               </w:rPr>
               <w:t>Uren</w:t>
             </w:r>
@@ -756,7 +746,7 @@
               <w:rPr>
                 <w:rFonts w:ascii="Calibri" w:hAnsi="Calibri"/>
               </w:rPr>
-              <w:t>2</w:t>
+              <w:t>1,5</w:t>
             </w:r>
           </w:p>
         </w:tc>
@@ -774,7 +764,6 @@
             <w:r>
               <w:rPr>
                 <w:rFonts w:ascii="Calibri" w:hAnsi="Calibri"/>
-                <w:b/>
               </w:rPr>
               <w:t>Prioriteit</w:t>
             </w:r>
@@ -807,13 +796,11 @@
             <w:pPr>
               <w:rPr>
                 <w:rFonts w:ascii="Calibri" w:hAnsi="Calibri"/>
-                <w:b/>
-              </w:rPr>
-            </w:pPr>
-            <w:r>
-              <w:rPr>
-                <w:rFonts w:ascii="Calibri" w:hAnsi="Calibri"/>
-                <w:b/>
+              </w:rPr>
+            </w:pPr>
+            <w:r>
+              <w:rPr>
+                <w:rFonts w:ascii="Calibri" w:hAnsi="Calibri"/>
               </w:rPr>
               <w:t>Door</w:t>
             </w:r>
@@ -827,15 +814,13 @@
             <w:pPr>
               <w:rPr>
                 <w:rFonts w:ascii="Calibri" w:hAnsi="Calibri"/>
-                <w:b/>
-              </w:rPr>
-            </w:pPr>
-            <w:r>
-              <w:rPr>
-                <w:rFonts w:ascii="Calibri" w:hAnsi="Calibri"/>
-                <w:b/>
-              </w:rPr>
-              <w:t>Akram D</w:t>
+              </w:rPr>
+            </w:pPr>
+            <w:r>
+              <w:rPr>
+                <w:rFonts w:ascii="Calibri" w:hAnsi="Calibri"/>
+              </w:rPr>
+              <w:t>Furkan &amp; Amani</w:t>
             </w:r>
           </w:p>
         </w:tc>
@@ -846,7 +831,41 @@
       <w:pPr>
         <w:rPr>
           <w:rFonts w:ascii="Calibri" w:hAnsi="Calibri"/>
-          <w:b/>
+        </w:rPr>
+      </w:pPr>
+    </w:p>
+    <w:p>
+      <w:pPr>
+        <w:rPr>
+          <w:rFonts w:ascii="Calibri" w:hAnsi="Calibri"/>
+        </w:rPr>
+      </w:pPr>
+    </w:p>
+    <w:p>
+      <w:pPr>
+        <w:rPr>
+          <w:rFonts w:ascii="Calibri" w:hAnsi="Calibri"/>
+        </w:rPr>
+      </w:pPr>
+    </w:p>
+    <w:p>
+      <w:pPr>
+        <w:rPr>
+          <w:rFonts w:ascii="Calibri" w:hAnsi="Calibri"/>
+        </w:rPr>
+      </w:pPr>
+    </w:p>
+    <w:p>
+      <w:pPr>
+        <w:rPr>
+          <w:rFonts w:ascii="Calibri" w:hAnsi="Calibri"/>
+        </w:rPr>
+      </w:pPr>
+    </w:p>
+    <w:p>
+      <w:pPr>
+        <w:rPr>
+          <w:rFonts w:ascii="Calibri" w:hAnsi="Calibri"/>
         </w:rPr>
       </w:pPr>
     </w:p>
@@ -883,15 +902,12 @@
             <w:pPr>
               <w:rPr>
                 <w:rFonts w:ascii="Calibri" w:hAnsi="Calibri"/>
-                <w:b/>
-              </w:rPr>
-            </w:pPr>
-            <w:r>
-              <w:rPr>
-                <w:rFonts w:ascii="Calibri" w:hAnsi="Calibri"/>
-                <w:b/>
-              </w:rPr>
-              <w:lastRenderedPageBreak/>
+              </w:rPr>
+            </w:pPr>
+            <w:r>
+              <w:rPr>
+                <w:rFonts w:ascii="Calibri" w:hAnsi="Calibri"/>
+              </w:rPr>
               <w:t>Actie</w:t>
             </w:r>
           </w:p>
@@ -900,19 +916,16 @@
           <w:tcPr>
             <w:tcW w:w="3964" w:type="pct"/>
             <w:gridSpan w:val="6"/>
-            <w:shd w:val="clear" w:color="auto" w:fill="auto"/>
-          </w:tcPr>
-          <w:p>
-            <w:pPr>
-              <w:rPr>
-                <w:rFonts w:ascii="Calibri" w:hAnsi="Calibri"/>
-                <w:b/>
-              </w:rPr>
-            </w:pPr>
-            <w:r>
-              <w:rPr>
-                <w:rFonts w:ascii="Calibri" w:hAnsi="Calibri"/>
-                <w:b/>
+          </w:tcPr>
+          <w:p>
+            <w:pPr>
+              <w:rPr>
+                <w:rFonts w:ascii="Calibri" w:hAnsi="Calibri"/>
+              </w:rPr>
+            </w:pPr>
+            <w:r>
+              <w:rPr>
+                <w:rFonts w:ascii="Calibri" w:hAnsi="Calibri"/>
               </w:rPr>
               <w:t>Gebruiker voert gebruikersnaam in of een wachtwoord dat niet aan de vereisten voldoet.</w:t>
             </w:r>
@@ -934,7 +947,6 @@
             <w:r>
               <w:rPr>
                 <w:rFonts w:ascii="Calibri" w:hAnsi="Calibri"/>
-                <w:b/>
               </w:rPr>
               <w:t>Scenario</w:t>
             </w:r>
@@ -954,32 +966,13 @@
               <w:spacing w:after="120" w:line="276" w:lineRule="auto"/>
               <w:rPr>
                 <w:rFonts w:ascii="Calibri" w:hAnsi="Calibri"/>
-                <w:b/>
-              </w:rPr>
-            </w:pPr>
-            <w:r>
-              <w:rPr>
-                <w:rFonts w:ascii="Calibri" w:hAnsi="Calibri"/>
-                <w:b/>
-                <w:bCs/>
-              </w:rPr>
-              <w:t xml:space="preserve">Gebruiker opent </w:t>
-            </w:r>
-            <w:r>
-              <w:rPr>
-                <w:rFonts w:ascii="Calibri" w:hAnsi="Calibri"/>
-                <w:b/>
-                <w:bCs/>
-              </w:rPr>
-              <w:t>de app</w:t>
-            </w:r>
-            <w:r>
-              <w:rPr>
-                <w:rFonts w:ascii="Calibri" w:hAnsi="Calibri"/>
-                <w:b/>
-                <w:bCs/>
-              </w:rPr>
-              <w:t>.</w:t>
+              </w:rPr>
+            </w:pPr>
+            <w:r>
+              <w:rPr>
+                <w:rFonts w:ascii="Calibri" w:hAnsi="Calibri"/>
+              </w:rPr>
+              <w:t>Gebruiker opent de app.</w:t>
             </w:r>
           </w:p>
           <w:p>
@@ -991,32 +984,13 @@
               <w:spacing w:after="120" w:line="276" w:lineRule="auto"/>
               <w:rPr>
                 <w:rFonts w:ascii="Calibri" w:hAnsi="Calibri"/>
-                <w:b/>
-              </w:rPr>
-            </w:pPr>
-            <w:r>
-              <w:rPr>
-                <w:rFonts w:ascii="Calibri" w:hAnsi="Calibri"/>
-                <w:b/>
-                <w:bCs/>
-              </w:rPr>
-              <w:t>Gebruiker</w:t>
-            </w:r>
-            <w:r>
-              <w:rPr>
-                <w:rFonts w:ascii="Calibri" w:hAnsi="Calibri"/>
-                <w:b/>
-                <w:bCs/>
-              </w:rPr>
-              <w:t xml:space="preserve"> voert </w:t>
-            </w:r>
-            <w:r>
-              <w:rPr>
-                <w:rFonts w:ascii="Calibri" w:hAnsi="Calibri"/>
-                <w:b/>
-                <w:bCs/>
-              </w:rPr>
-              <w:t>gebruikersnaam in of een wachtwoord dat niet aan de vereisten voldoet.</w:t>
+              </w:rPr>
+            </w:pPr>
+            <w:r>
+              <w:rPr>
+                <w:rFonts w:ascii="Calibri" w:hAnsi="Calibri"/>
+              </w:rPr>
+              <w:t>Gebruiker voert gebruikersnaam in of een wachtwoord dat niet aan de vereisten voldoet.</w:t>
             </w:r>
           </w:p>
           <w:p>
@@ -1028,70 +1002,36 @@
               <w:spacing w:after="120" w:line="276" w:lineRule="auto"/>
               <w:rPr>
                 <w:rFonts w:ascii="Calibri" w:hAnsi="Calibri"/>
-                <w:b/>
-              </w:rPr>
-            </w:pPr>
-            <w:r>
-              <w:rPr>
-                <w:rFonts w:ascii="Calibri" w:hAnsi="Calibri"/>
-                <w:b/>
-                <w:bCs/>
-              </w:rPr>
-              <w:t>Gebruiker klikt op de knop "</w:t>
-            </w:r>
-            <w:r>
-              <w:rPr>
-                <w:rFonts w:ascii="Calibri" w:hAnsi="Calibri"/>
-                <w:b/>
-                <w:bCs/>
-              </w:rPr>
-              <w:t>Registreren</w:t>
-            </w:r>
-            <w:r>
-              <w:rPr>
-                <w:rFonts w:ascii="Calibri" w:hAnsi="Calibri"/>
-                <w:b/>
-                <w:bCs/>
-              </w:rPr>
-              <w:t>".</w:t>
-            </w:r>
-          </w:p>
-          <w:p>
-            <w:pPr>
-              <w:rPr>
-                <w:rFonts w:ascii="Calibri" w:hAnsi="Calibri"/>
-                <w:b/>
-              </w:rPr>
-            </w:pPr>
-            <w:r>
-              <w:rPr>
-                <w:rFonts w:ascii="Calibri" w:hAnsi="Calibri"/>
-                <w:b/>
-                <w:bCs/>
-              </w:rPr>
-              <w:t xml:space="preserve">Systeem verwerkt </w:t>
-            </w:r>
-            <w:r>
-              <w:rPr>
-                <w:rFonts w:ascii="Calibri" w:hAnsi="Calibri"/>
-                <w:b/>
-                <w:bCs/>
-              </w:rPr>
-              <w:t xml:space="preserve">de data niet en voegt de data niet </w:t>
-            </w:r>
-            <w:r>
-              <w:rPr>
-                <w:rFonts w:ascii="Calibri" w:hAnsi="Calibri"/>
-                <w:b/>
-                <w:bCs/>
+              </w:rPr>
+            </w:pPr>
+            <w:r>
+              <w:rPr>
+                <w:rFonts w:ascii="Calibri" w:hAnsi="Calibri"/>
+              </w:rPr>
+              <w:t>Gebruiker klikt op de knop "Registreren".</w:t>
+            </w:r>
+          </w:p>
+          <w:p>
+            <w:pPr>
+              <w:rPr>
+                <w:rFonts w:ascii="Calibri" w:hAnsi="Calibri"/>
+              </w:rPr>
+            </w:pPr>
+            <w:r>
+              <w:rPr>
+                <w:rFonts w:ascii="Calibri" w:hAnsi="Calibri"/>
+              </w:rPr>
+              <w:t xml:space="preserve">Systeem verwerkt de data niet en voegt de data niet </w:t>
+            </w:r>
+            <w:r>
+              <w:rPr>
+                <w:rFonts w:ascii="Calibri" w:hAnsi="Calibri"/>
               </w:rPr>
               <w:t>toe</w:t>
             </w:r>
             <w:r>
               <w:rPr>
                 <w:rFonts w:ascii="Calibri" w:hAnsi="Calibri"/>
-                <w:b/>
-                <w:bCs/>
               </w:rPr>
               <w:t>.</w:t>
             </w:r>
@@ -1108,13 +1048,11 @@
             <w:pPr>
               <w:rPr>
                 <w:rFonts w:ascii="Calibri" w:hAnsi="Calibri"/>
-                <w:b/>
-              </w:rPr>
-            </w:pPr>
-            <w:r>
-              <w:rPr>
-                <w:rFonts w:ascii="Calibri" w:hAnsi="Calibri"/>
-                <w:b/>
+              </w:rPr>
+            </w:pPr>
+            <w:r>
+              <w:rPr>
+                <w:rFonts w:ascii="Calibri" w:hAnsi="Calibri"/>
               </w:rPr>
               <w:t>Verwacht resultaat</w:t>
             </w:r>
@@ -1155,22 +1093,8 @@
             <w:r>
               <w:rPr>
                 <w:rFonts w:ascii="Calibri" w:hAnsi="Calibri"/>
-                <w:b/>
-              </w:rPr>
-              <w:t>Werkelijk</w:t>
-            </w:r>
-            <w:r>
-              <w:rPr>
-                <w:rFonts w:ascii="Calibri" w:hAnsi="Calibri"/>
-              </w:rPr>
-              <w:t xml:space="preserve"> </w:t>
-            </w:r>
-            <w:r>
-              <w:rPr>
-                <w:rFonts w:ascii="Calibri" w:hAnsi="Calibri"/>
-                <w:b/>
-              </w:rPr>
-              <w:t>resultaat</w:t>
+              </w:rPr>
+              <w:t>Werkelijk resultaat</w:t>
             </w:r>
           </w:p>
         </w:tc>
@@ -1213,7 +1137,6 @@
             <w:r>
               <w:rPr>
                 <w:rFonts w:ascii="Calibri" w:hAnsi="Calibri"/>
-                <w:b/>
               </w:rPr>
               <w:t>Aanpassingen</w:t>
             </w:r>
@@ -1255,7 +1178,6 @@
             <w:r>
               <w:rPr>
                 <w:rFonts w:ascii="Calibri" w:hAnsi="Calibri"/>
-                <w:b/>
               </w:rPr>
               <w:t>Uitvoering</w:t>
             </w:r>
@@ -1276,7 +1198,6 @@
             <w:r>
               <w:rPr>
                 <w:rFonts w:ascii="Calibri" w:hAnsi="Calibri"/>
-                <w:b/>
               </w:rPr>
               <w:t>Uren</w:t>
             </w:r>
@@ -1297,12 +1218,6 @@
               <w:rPr>
                 <w:rFonts w:ascii="Calibri" w:hAnsi="Calibri"/>
               </w:rPr>
-              <w:t>0</w:t>
-            </w:r>
-            <w:r>
-              <w:rPr>
-                <w:rFonts w:ascii="Calibri" w:hAnsi="Calibri"/>
-              </w:rPr>
               <w:t>1</w:t>
             </w:r>
           </w:p>
@@ -1321,7 +1236,6 @@
             <w:r>
               <w:rPr>
                 <w:rFonts w:ascii="Calibri" w:hAnsi="Calibri"/>
-                <w:b/>
               </w:rPr>
               <w:t>Prioriteit</w:t>
             </w:r>
@@ -1354,13 +1268,11 @@
             <w:pPr>
               <w:rPr>
                 <w:rFonts w:ascii="Calibri" w:hAnsi="Calibri"/>
-                <w:b/>
-              </w:rPr>
-            </w:pPr>
-            <w:r>
-              <w:rPr>
-                <w:rFonts w:ascii="Calibri" w:hAnsi="Calibri"/>
-                <w:b/>
+              </w:rPr>
+            </w:pPr>
+            <w:r>
+              <w:rPr>
+                <w:rFonts w:ascii="Calibri" w:hAnsi="Calibri"/>
               </w:rPr>
               <w:t>Door</w:t>
             </w:r>
@@ -1374,21 +1286,18 @@
             <w:pPr>
               <w:rPr>
                 <w:rFonts w:ascii="Calibri" w:hAnsi="Calibri"/>
-                <w:b/>
-              </w:rPr>
-            </w:pPr>
-            <w:r>
-              <w:rPr>
-                <w:rFonts w:ascii="Calibri" w:hAnsi="Calibri"/>
-                <w:b/>
-              </w:rPr>
-              <w:t>Akram D</w:t>
+              </w:rPr>
+            </w:pPr>
+            <w:r>
+              <w:rPr>
+                <w:rFonts w:ascii="Calibri" w:hAnsi="Calibri"/>
+              </w:rPr>
+              <w:t>Furkan &amp; Amani</w:t>
             </w:r>
           </w:p>
         </w:tc>
       </w:tr>
     </w:tbl>
-    <w:p/>
     <w:p/>
     <w:tbl>
       <w:tblPr>
@@ -1418,15 +1327,14 @@
             <w:pPr>
               <w:rPr>
                 <w:rFonts w:ascii="Calibri" w:hAnsi="Calibri"/>
-                <w:b/>
-              </w:rPr>
-            </w:pPr>
-            <w:r>
-              <w:rPr>
-                <w:rFonts w:ascii="Calibri" w:hAnsi="Calibri"/>
-                <w:b/>
+              </w:rPr>
+            </w:pPr>
+            <w:r>
+              <w:rPr>
+                <w:rFonts w:ascii="Calibri" w:hAnsi="Calibri"/>
                 <w:sz w:val="28"/>
               </w:rPr>
+              <w:lastRenderedPageBreak/>
               <w:t>Functionaliteit</w:t>
             </w:r>
           </w:p>
@@ -1434,18 +1342,15 @@
         <w:tc>
           <w:tcPr>
             <w:tcW w:w="3908" w:type="pct"/>
-            <w:shd w:val="clear" w:color="auto" w:fill="auto"/>
-          </w:tcPr>
-          <w:p>
-            <w:pPr>
-              <w:rPr>
-                <w:b/>
+          </w:tcPr>
+          <w:p>
+            <w:pPr>
+              <w:rPr>
                 <w:sz w:val="24"/>
               </w:rPr>
             </w:pPr>
             <w:r>
               <w:rPr>
-                <w:b/>
                 <w:sz w:val="24"/>
               </w:rPr>
               <w:t>Inloggen</w:t>
@@ -1487,13 +1392,11 @@
             <w:pPr>
               <w:rPr>
                 <w:rFonts w:ascii="Calibri" w:hAnsi="Calibri"/>
-                <w:b/>
-              </w:rPr>
-            </w:pPr>
-            <w:r>
-              <w:rPr>
-                <w:rFonts w:ascii="Calibri" w:hAnsi="Calibri"/>
-                <w:b/>
+              </w:rPr>
+            </w:pPr>
+            <w:r>
+              <w:rPr>
+                <w:rFonts w:ascii="Calibri" w:hAnsi="Calibri"/>
               </w:rPr>
               <w:t>Actie</w:t>
             </w:r>
@@ -1503,91 +1406,18 @@
           <w:tcPr>
             <w:tcW w:w="3965" w:type="pct"/>
             <w:gridSpan w:val="6"/>
-            <w:shd w:val="clear" w:color="auto" w:fill="auto"/>
-          </w:tcPr>
-          <w:p>
-            <w:pPr>
-              <w:rPr>
-                <w:rFonts w:ascii="Calibri" w:hAnsi="Calibri"/>
-                <w:b/>
-              </w:rPr>
-            </w:pPr>
-            <w:r>
-              <w:rPr>
-                <w:rFonts w:ascii="Calibri" w:hAnsi="Calibri"/>
-                <w:b/>
-              </w:rPr>
-              <w:t>Gebruik</w:t>
-            </w:r>
-            <w:r>
-              <w:rPr>
-                <w:rFonts w:ascii="Calibri" w:hAnsi="Calibri"/>
-                <w:b/>
-              </w:rPr>
-              <w:t>er</w:t>
-            </w:r>
-            <w:r>
-              <w:rPr>
-                <w:rFonts w:ascii="Calibri" w:hAnsi="Calibri"/>
-                <w:b/>
-              </w:rPr>
-              <w:t xml:space="preserve"> vult </w:t>
-            </w:r>
-            <w:r>
-              <w:rPr>
-                <w:rFonts w:ascii="Calibri" w:hAnsi="Calibri"/>
-                <w:b/>
-              </w:rPr>
-              <w:t xml:space="preserve">zijn naam en wachtwoord </w:t>
-            </w:r>
-            <w:r>
-              <w:rPr>
-                <w:rFonts w:ascii="Calibri" w:hAnsi="Calibri"/>
-                <w:b/>
-              </w:rPr>
-              <w:t xml:space="preserve">in </w:t>
-            </w:r>
-            <w:r>
-              <w:rPr>
-                <w:rFonts w:ascii="Calibri" w:hAnsi="Calibri"/>
-                <w:b/>
-              </w:rPr>
-              <w:t xml:space="preserve">het de tekst velden </w:t>
-            </w:r>
-            <w:r>
-              <w:rPr>
-                <w:rFonts w:ascii="Calibri" w:hAnsi="Calibri"/>
-                <w:b/>
-              </w:rPr>
-              <w:t>en klikt op de "</w:t>
-            </w:r>
-            <w:r>
-              <w:rPr>
-                <w:rFonts w:ascii="Calibri" w:hAnsi="Calibri"/>
-                <w:b/>
-              </w:rPr>
-              <w:t>Inloggen</w:t>
-            </w:r>
-            <w:r>
-              <w:rPr>
-                <w:rFonts w:ascii="Calibri" w:hAnsi="Calibri"/>
-                <w:b/>
-              </w:rPr>
-              <w:t>"</w:t>
-            </w:r>
-            <w:r>
-              <w:rPr>
-                <w:rFonts w:ascii="Calibri" w:hAnsi="Calibri"/>
-                <w:b/>
-              </w:rPr>
-              <w:t xml:space="preserve"> knop</w:t>
-            </w:r>
-            <w:r>
-              <w:rPr>
-                <w:rFonts w:ascii="Calibri" w:hAnsi="Calibri"/>
-                <w:b/>
-              </w:rPr>
-              <w:t>.</w:t>
+          </w:tcPr>
+          <w:p>
+            <w:pPr>
+              <w:rPr>
+                <w:rFonts w:ascii="Calibri" w:hAnsi="Calibri"/>
+              </w:rPr>
+            </w:pPr>
+            <w:r>
+              <w:rPr>
+                <w:rFonts w:ascii="Calibri" w:hAnsi="Calibri"/>
+              </w:rPr>
+              <w:t>Gebruiker vult zijn naam en wachtwoord in het de tekst velden en klikt op de "Inloggen" knop.</w:t>
             </w:r>
           </w:p>
         </w:tc>
@@ -1607,7 +1437,6 @@
             <w:r>
               <w:rPr>
                 <w:rFonts w:ascii="Calibri" w:hAnsi="Calibri"/>
-                <w:b/>
               </w:rPr>
               <w:t>Scenario</w:t>
             </w:r>
@@ -1627,15 +1456,11 @@
               <w:spacing w:after="120" w:line="276" w:lineRule="auto"/>
               <w:rPr>
                 <w:rFonts w:ascii="Calibri" w:hAnsi="Calibri"/>
-                <w:b/>
-                <w:bCs/>
-              </w:rPr>
-            </w:pPr>
-            <w:r>
-              <w:rPr>
-                <w:rFonts w:ascii="Calibri" w:hAnsi="Calibri"/>
-                <w:b/>
-                <w:bCs/>
+              </w:rPr>
+            </w:pPr>
+            <w:r>
+              <w:rPr>
+                <w:rFonts w:ascii="Calibri" w:hAnsi="Calibri"/>
               </w:rPr>
               <w:t>Gebruiker voert naam en wachtwoord in.</w:t>
             </w:r>
@@ -1649,15 +1474,11 @@
               <w:spacing w:after="120" w:line="276" w:lineRule="auto"/>
               <w:rPr>
                 <w:rFonts w:ascii="Calibri" w:hAnsi="Calibri"/>
-                <w:b/>
-                <w:bCs/>
-              </w:rPr>
-            </w:pPr>
-            <w:r>
-              <w:rPr>
-                <w:rFonts w:ascii="Calibri" w:hAnsi="Calibri"/>
-                <w:b/>
-                <w:bCs/>
+              </w:rPr>
+            </w:pPr>
+            <w:r>
+              <w:rPr>
+                <w:rFonts w:ascii="Calibri" w:hAnsi="Calibri"/>
               </w:rPr>
               <w:t>Gebruiker klikt op de knop "Inloggen".</w:t>
             </w:r>
@@ -1671,14 +1492,11 @@
               <w:spacing w:after="120" w:line="276" w:lineRule="auto"/>
               <w:rPr>
                 <w:rFonts w:ascii="Calibri" w:hAnsi="Calibri"/>
-                <w:b/>
-              </w:rPr>
-            </w:pPr>
-            <w:r>
-              <w:rPr>
-                <w:rFonts w:ascii="Calibri" w:hAnsi="Calibri"/>
-                <w:b/>
-                <w:bCs/>
+              </w:rPr>
+            </w:pPr>
+            <w:r>
+              <w:rPr>
+                <w:rFonts w:ascii="Calibri" w:hAnsi="Calibri"/>
               </w:rPr>
               <w:t>Systeem verwerkt de data en valideert de inloggegevens.</w:t>
             </w:r>
@@ -1695,13 +1513,11 @@
             <w:pPr>
               <w:rPr>
                 <w:rFonts w:ascii="Calibri" w:hAnsi="Calibri"/>
-                <w:b/>
-              </w:rPr>
-            </w:pPr>
-            <w:r>
-              <w:rPr>
-                <w:rFonts w:ascii="Calibri" w:hAnsi="Calibri"/>
-                <w:b/>
+              </w:rPr>
+            </w:pPr>
+            <w:r>
+              <w:rPr>
+                <w:rFonts w:ascii="Calibri" w:hAnsi="Calibri"/>
               </w:rPr>
               <w:t>Verwacht resultaat</w:t>
             </w:r>
@@ -1721,18 +1537,8 @@
             <w:r>
               <w:rPr>
                 <w:rFonts w:ascii="Calibri" w:hAnsi="Calibri"/>
-                <w:b/>
-                <w:bCs/>
-              </w:rPr>
-              <w:t>Systeem geeft een succesbericht w</w:t>
-            </w:r>
-            <w:r>
-              <w:rPr>
-                <w:rFonts w:ascii="Calibri" w:hAnsi="Calibri"/>
-                <w:b/>
-                <w:bCs/>
-              </w:rPr>
-              <w:t>anneer de gebruiker wordt ingelogd</w:t>
+              </w:rPr>
+              <w:t>Systeem geeft een succesbericht wanneer de gebruiker wordt ingelogd</w:t>
             </w:r>
           </w:p>
         </w:tc>
@@ -1752,22 +1558,8 @@
             <w:r>
               <w:rPr>
                 <w:rFonts w:ascii="Calibri" w:hAnsi="Calibri"/>
-                <w:b/>
-              </w:rPr>
-              <w:t>Werkelijk</w:t>
-            </w:r>
-            <w:r>
-              <w:rPr>
-                <w:rFonts w:ascii="Calibri" w:hAnsi="Calibri"/>
-              </w:rPr>
-              <w:t xml:space="preserve"> </w:t>
-            </w:r>
-            <w:r>
-              <w:rPr>
-                <w:rFonts w:ascii="Calibri" w:hAnsi="Calibri"/>
-                <w:b/>
-              </w:rPr>
-              <w:t>resultaat</w:t>
+              </w:rPr>
+              <w:t>Werkelijk resultaat</w:t>
             </w:r>
           </w:p>
         </w:tc>
@@ -1786,18 +1578,8 @@
             <w:r>
               <w:rPr>
                 <w:rFonts w:ascii="Calibri" w:hAnsi="Calibri"/>
-                <w:b/>
-                <w:bCs/>
-              </w:rPr>
-              <w:t>Systeem geeft een succesbericht w</w:t>
-            </w:r>
-            <w:r>
-              <w:rPr>
-                <w:rFonts w:ascii="Calibri" w:hAnsi="Calibri"/>
-                <w:b/>
-                <w:bCs/>
-              </w:rPr>
-              <w:t>anneer de gebruiker wordt ingelogd</w:t>
+              </w:rPr>
+              <w:t>Systeem geeft een succesbericht wanneer de gebruiker wordt ingelogd</w:t>
             </w:r>
           </w:p>
         </w:tc>
@@ -1820,7 +1602,6 @@
             <w:r>
               <w:rPr>
                 <w:rFonts w:ascii="Calibri" w:hAnsi="Calibri"/>
-                <w:b/>
               </w:rPr>
               <w:t>Aanpassingen</w:t>
             </w:r>
@@ -1862,7 +1643,6 @@
             <w:r>
               <w:rPr>
                 <w:rFonts w:ascii="Calibri" w:hAnsi="Calibri"/>
-                <w:b/>
               </w:rPr>
               <w:t>Uitvoering</w:t>
             </w:r>
@@ -1883,7 +1663,6 @@
             <w:r>
               <w:rPr>
                 <w:rFonts w:ascii="Calibri" w:hAnsi="Calibri"/>
-                <w:b/>
               </w:rPr>
               <w:t>Uren</w:t>
             </w:r>
@@ -1904,50 +1683,49 @@
               <w:rPr>
                 <w:rFonts w:ascii="Calibri" w:hAnsi="Calibri"/>
               </w:rPr>
+              <w:t>2,5</w:t>
+            </w:r>
+          </w:p>
+        </w:tc>
+        <w:tc>
+          <w:tcPr>
+            <w:tcW w:w="662" w:type="pct"/>
+            <w:shd w:val="clear" w:color="auto" w:fill="8EAADB" w:themeFill="accent1" w:themeFillTint="99"/>
+          </w:tcPr>
+          <w:p>
+            <w:pPr>
+              <w:rPr>
+                <w:rFonts w:ascii="Calibri" w:hAnsi="Calibri"/>
+              </w:rPr>
+            </w:pPr>
+            <w:r>
+              <w:rPr>
+                <w:rFonts w:ascii="Calibri" w:hAnsi="Calibri"/>
+              </w:rPr>
+              <w:t>Prioriteit</w:t>
+            </w:r>
+          </w:p>
+        </w:tc>
+        <w:tc>
+          <w:tcPr>
+            <w:tcW w:w="871" w:type="pct"/>
+          </w:tcPr>
+          <w:p>
+            <w:pPr>
+              <w:rPr>
+                <w:rFonts w:ascii="Calibri" w:hAnsi="Calibri"/>
+              </w:rPr>
+            </w:pPr>
+            <w:r>
+              <w:rPr>
+                <w:rFonts w:ascii="Calibri" w:hAnsi="Calibri"/>
+              </w:rPr>
               <w:t>3</w:t>
             </w:r>
           </w:p>
         </w:tc>
         <w:tc>
           <w:tcPr>
-            <w:tcW w:w="662" w:type="pct"/>
-            <w:shd w:val="clear" w:color="auto" w:fill="8EAADB" w:themeFill="accent1" w:themeFillTint="99"/>
-          </w:tcPr>
-          <w:p>
-            <w:pPr>
-              <w:rPr>
-                <w:rFonts w:ascii="Calibri" w:hAnsi="Calibri"/>
-              </w:rPr>
-            </w:pPr>
-            <w:r>
-              <w:rPr>
-                <w:rFonts w:ascii="Calibri" w:hAnsi="Calibri"/>
-                <w:b/>
-              </w:rPr>
-              <w:t>Prioriteit</w:t>
-            </w:r>
-          </w:p>
-        </w:tc>
-        <w:tc>
-          <w:tcPr>
-            <w:tcW w:w="871" w:type="pct"/>
-          </w:tcPr>
-          <w:p>
-            <w:pPr>
-              <w:rPr>
-                <w:rFonts w:ascii="Calibri" w:hAnsi="Calibri"/>
-              </w:rPr>
-            </w:pPr>
-            <w:r>
-              <w:rPr>
-                <w:rFonts w:ascii="Calibri" w:hAnsi="Calibri"/>
-              </w:rPr>
-              <w:t>3</w:t>
-            </w:r>
-          </w:p>
-        </w:tc>
-        <w:tc>
-          <w:tcPr>
             <w:tcW w:w="365" w:type="pct"/>
             <w:shd w:val="clear" w:color="auto" w:fill="8EAADB" w:themeFill="accent1" w:themeFillTint="99"/>
           </w:tcPr>
@@ -1955,13 +1733,11 @@
             <w:pPr>
               <w:rPr>
                 <w:rFonts w:ascii="Calibri" w:hAnsi="Calibri"/>
-                <w:b/>
-              </w:rPr>
-            </w:pPr>
-            <w:r>
-              <w:rPr>
-                <w:rFonts w:ascii="Calibri" w:hAnsi="Calibri"/>
-                <w:b/>
+              </w:rPr>
+            </w:pPr>
+            <w:r>
+              <w:rPr>
+                <w:rFonts w:ascii="Calibri" w:hAnsi="Calibri"/>
               </w:rPr>
               <w:t>Door</w:t>
             </w:r>
@@ -1975,15 +1751,13 @@
             <w:pPr>
               <w:rPr>
                 <w:rFonts w:ascii="Calibri" w:hAnsi="Calibri"/>
-                <w:b/>
-              </w:rPr>
-            </w:pPr>
-            <w:r>
-              <w:rPr>
-                <w:rFonts w:ascii="Calibri" w:hAnsi="Calibri"/>
-                <w:b/>
-              </w:rPr>
-              <w:t>Akram D</w:t>
+              </w:rPr>
+            </w:pPr>
+            <w:r>
+              <w:rPr>
+                <w:rFonts w:ascii="Calibri" w:hAnsi="Calibri"/>
+              </w:rPr>
+              <w:t>Furkan &amp; Amani</w:t>
             </w:r>
           </w:p>
         </w:tc>
@@ -1994,7 +1768,55 @@
       <w:pPr>
         <w:rPr>
           <w:rFonts w:ascii="Calibri" w:hAnsi="Calibri"/>
-          <w:b/>
+        </w:rPr>
+      </w:pPr>
+    </w:p>
+    <w:p>
+      <w:pPr>
+        <w:rPr>
+          <w:rFonts w:ascii="Calibri" w:hAnsi="Calibri"/>
+        </w:rPr>
+      </w:pPr>
+    </w:p>
+    <w:p>
+      <w:pPr>
+        <w:rPr>
+          <w:rFonts w:ascii="Calibri" w:hAnsi="Calibri"/>
+        </w:rPr>
+      </w:pPr>
+    </w:p>
+    <w:p>
+      <w:pPr>
+        <w:rPr>
+          <w:rFonts w:ascii="Calibri" w:hAnsi="Calibri"/>
+        </w:rPr>
+      </w:pPr>
+    </w:p>
+    <w:p>
+      <w:pPr>
+        <w:rPr>
+          <w:rFonts w:ascii="Calibri" w:hAnsi="Calibri"/>
+        </w:rPr>
+      </w:pPr>
+    </w:p>
+    <w:p>
+      <w:pPr>
+        <w:rPr>
+          <w:rFonts w:ascii="Calibri" w:hAnsi="Calibri"/>
+        </w:rPr>
+      </w:pPr>
+    </w:p>
+    <w:p>
+      <w:pPr>
+        <w:rPr>
+          <w:rFonts w:ascii="Calibri" w:hAnsi="Calibri"/>
+        </w:rPr>
+      </w:pPr>
+    </w:p>
+    <w:p>
+      <w:pPr>
+        <w:rPr>
+          <w:rFonts w:ascii="Calibri" w:hAnsi="Calibri"/>
         </w:rPr>
       </w:pPr>
     </w:p>
@@ -2031,15 +1853,12 @@
             <w:pPr>
               <w:rPr>
                 <w:rFonts w:ascii="Calibri" w:hAnsi="Calibri"/>
-                <w:b/>
-              </w:rPr>
-            </w:pPr>
-            <w:r>
-              <w:rPr>
-                <w:rFonts w:ascii="Calibri" w:hAnsi="Calibri"/>
-                <w:b/>
-              </w:rPr>
-              <w:lastRenderedPageBreak/>
+              </w:rPr>
+            </w:pPr>
+            <w:r>
+              <w:rPr>
+                <w:rFonts w:ascii="Calibri" w:hAnsi="Calibri"/>
+              </w:rPr>
               <w:t>Actie</w:t>
             </w:r>
           </w:p>
@@ -2048,26 +1867,22 @@
           <w:tcPr>
             <w:tcW w:w="3964" w:type="pct"/>
             <w:gridSpan w:val="6"/>
-            <w:shd w:val="clear" w:color="auto" w:fill="auto"/>
-          </w:tcPr>
-          <w:p>
-            <w:pPr>
-              <w:rPr>
-                <w:rFonts w:ascii="Calibri" w:hAnsi="Calibri"/>
-                <w:b/>
-              </w:rPr>
-            </w:pPr>
-            <w:r>
-              <w:rPr>
-                <w:rFonts w:ascii="Calibri" w:hAnsi="Calibri"/>
-                <w:b/>
+          </w:tcPr>
+          <w:p>
+            <w:pPr>
+              <w:rPr>
+                <w:rFonts w:ascii="Calibri" w:hAnsi="Calibri"/>
+              </w:rPr>
+            </w:pPr>
+            <w:r>
+              <w:rPr>
+                <w:rFonts w:ascii="Calibri" w:hAnsi="Calibri"/>
               </w:rPr>
               <w:t xml:space="preserve">Gebruiker voert gebruikersnaam in of een wachtwoord </w:t>
             </w:r>
             <w:r>
               <w:rPr>
                 <w:rFonts w:ascii="Calibri" w:hAnsi="Calibri"/>
-                <w:b/>
               </w:rPr>
               <w:t>die niet geregistreerd is</w:t>
             </w:r>
@@ -2089,7 +1904,6 @@
             <w:r>
               <w:rPr>
                 <w:rFonts w:ascii="Calibri" w:hAnsi="Calibri"/>
-                <w:b/>
               </w:rPr>
               <w:t>Scenario</w:t>
             </w:r>
@@ -2102,7 +1916,7 @@
           </w:tcPr>
           <w:p>
             <w:pPr>
-              <w:pStyle w:val="Lijstalinea"/>
+              <w:pStyle w:val="ListParagraph"/>
               <w:numPr>
                 <w:ilvl w:val="0"/>
                 <w:numId w:val="5"/>
@@ -2110,37 +1924,30 @@
               <w:spacing w:after="120" w:line="276" w:lineRule="auto"/>
               <w:rPr>
                 <w:rFonts w:ascii="Calibri" w:hAnsi="Calibri"/>
-                <w:b/>
-              </w:rPr>
-            </w:pPr>
-            <w:r>
-              <w:rPr>
-                <w:rFonts w:ascii="Calibri" w:hAnsi="Calibri"/>
-                <w:b/>
-                <w:bCs/>
+              </w:rPr>
+            </w:pPr>
+            <w:r>
+              <w:rPr>
+                <w:rFonts w:ascii="Calibri" w:hAnsi="Calibri"/>
               </w:rPr>
               <w:t xml:space="preserve">Gebruiker voert gebruikersnaam in of een wachtwoord dat niet </w:t>
             </w:r>
             <w:r>
               <w:rPr>
                 <w:rFonts w:ascii="Calibri" w:hAnsi="Calibri"/>
-                <w:b/>
-                <w:bCs/>
               </w:rPr>
               <w:t>zijn geregistreerd</w:t>
             </w:r>
             <w:r>
               <w:rPr>
                 <w:rFonts w:ascii="Calibri" w:hAnsi="Calibri"/>
-                <w:b/>
-                <w:bCs/>
               </w:rPr>
               <w:t>.</w:t>
             </w:r>
           </w:p>
           <w:p>
             <w:pPr>
-              <w:pStyle w:val="Lijstalinea"/>
+              <w:pStyle w:val="ListParagraph"/>
               <w:numPr>
                 <w:ilvl w:val="0"/>
                 <w:numId w:val="5"/>
@@ -2148,30 +1955,23 @@
               <w:spacing w:after="120" w:line="276" w:lineRule="auto"/>
               <w:rPr>
                 <w:rFonts w:ascii="Calibri" w:hAnsi="Calibri"/>
-                <w:b/>
-              </w:rPr>
-            </w:pPr>
-            <w:r>
-              <w:rPr>
-                <w:rFonts w:ascii="Calibri" w:hAnsi="Calibri"/>
-                <w:b/>
-                <w:bCs/>
+              </w:rPr>
+            </w:pPr>
+            <w:r>
+              <w:rPr>
+                <w:rFonts w:ascii="Calibri" w:hAnsi="Calibri"/>
               </w:rPr>
               <w:t>Gebruiker klikt op de knop "</w:t>
             </w:r>
             <w:r>
               <w:rPr>
                 <w:rFonts w:ascii="Calibri" w:hAnsi="Calibri"/>
-                <w:b/>
-                <w:bCs/>
               </w:rPr>
               <w:t>Log in</w:t>
             </w:r>
             <w:r>
               <w:rPr>
                 <w:rFonts w:ascii="Calibri" w:hAnsi="Calibri"/>
-                <w:b/>
-                <w:bCs/>
               </w:rPr>
               <w:t>".</w:t>
             </w:r>
@@ -2180,48 +1980,25 @@
             <w:pPr>
               <w:rPr>
                 <w:rFonts w:ascii="Calibri" w:hAnsi="Calibri"/>
-                <w:b/>
-              </w:rPr>
-            </w:pPr>
-            <w:r>
-              <w:rPr>
-                <w:rFonts w:ascii="Calibri" w:hAnsi="Calibri"/>
-                <w:b/>
-                <w:bCs/>
-              </w:rPr>
-              <w:t xml:space="preserve">Systeem verwerkt </w:t>
-            </w:r>
-            <w:r>
-              <w:rPr>
-                <w:rFonts w:ascii="Calibri" w:hAnsi="Calibri"/>
-                <w:b/>
-                <w:bCs/>
-              </w:rPr>
-              <w:t>de data niet en voe</w:t>
-            </w:r>
-            <w:r>
-              <w:rPr>
-                <w:rFonts w:ascii="Calibri" w:hAnsi="Calibri"/>
-                <w:b/>
-                <w:bCs/>
+              </w:rPr>
+            </w:pPr>
+            <w:r>
+              <w:rPr>
+                <w:rFonts w:ascii="Calibri" w:hAnsi="Calibri"/>
+              </w:rPr>
+              <w:t>Systeem verwerkt de data niet en voe</w:t>
+            </w:r>
+            <w:r>
+              <w:rPr>
+                <w:rFonts w:ascii="Calibri" w:hAnsi="Calibri"/>
               </w:rPr>
               <w:t>r</w:t>
             </w:r>
             <w:r>
               <w:rPr>
                 <w:rFonts w:ascii="Calibri" w:hAnsi="Calibri"/>
-                <w:b/>
-                <w:bCs/>
-              </w:rPr>
-              <w:t>t de data niet in</w:t>
-            </w:r>
-            <w:r>
-              <w:rPr>
-                <w:rFonts w:ascii="Calibri" w:hAnsi="Calibri"/>
-                <w:b/>
-                <w:bCs/>
-              </w:rPr>
-              <w:t>.</w:t>
+              </w:rPr>
+              <w:t>t de data niet in.</w:t>
             </w:r>
           </w:p>
         </w:tc>
@@ -2236,13 +2013,11 @@
             <w:pPr>
               <w:rPr>
                 <w:rFonts w:ascii="Calibri" w:hAnsi="Calibri"/>
-                <w:b/>
-              </w:rPr>
-            </w:pPr>
-            <w:r>
-              <w:rPr>
-                <w:rFonts w:ascii="Calibri" w:hAnsi="Calibri"/>
-                <w:b/>
+              </w:rPr>
+            </w:pPr>
+            <w:r>
+              <w:rPr>
+                <w:rFonts w:ascii="Calibri" w:hAnsi="Calibri"/>
               </w:rPr>
               <w:t>Verwacht resultaat</w:t>
             </w:r>
@@ -2286,22 +2061,8 @@
             <w:r>
               <w:rPr>
                 <w:rFonts w:ascii="Calibri" w:hAnsi="Calibri"/>
-                <w:b/>
-              </w:rPr>
-              <w:t>Werkelijk</w:t>
-            </w:r>
-            <w:r>
-              <w:rPr>
-                <w:rFonts w:ascii="Calibri" w:hAnsi="Calibri"/>
-              </w:rPr>
-              <w:t xml:space="preserve"> </w:t>
-            </w:r>
-            <w:r>
-              <w:rPr>
-                <w:rFonts w:ascii="Calibri" w:hAnsi="Calibri"/>
-                <w:b/>
-              </w:rPr>
-              <w:t>resultaat</w:t>
+              </w:rPr>
+              <w:t>Werkelijk resultaat</w:t>
             </w:r>
           </w:p>
         </w:tc>
@@ -2341,7 +2102,6 @@
             <w:r>
               <w:rPr>
                 <w:rFonts w:ascii="Calibri" w:hAnsi="Calibri"/>
-                <w:b/>
               </w:rPr>
               <w:t>Aanpassingen</w:t>
             </w:r>
@@ -2383,7 +2143,6 @@
             <w:r>
               <w:rPr>
                 <w:rFonts w:ascii="Calibri" w:hAnsi="Calibri"/>
-                <w:b/>
               </w:rPr>
               <w:t>Uitvoering</w:t>
             </w:r>
@@ -2404,7 +2163,6 @@
             <w:r>
               <w:rPr>
                 <w:rFonts w:ascii="Calibri" w:hAnsi="Calibri"/>
-                <w:b/>
               </w:rPr>
               <w:t>Uren</w:t>
             </w:r>
@@ -2443,7 +2201,6 @@
             <w:r>
               <w:rPr>
                 <w:rFonts w:ascii="Calibri" w:hAnsi="Calibri"/>
-                <w:b/>
               </w:rPr>
               <w:t>Prioriteit</w:t>
             </w:r>
@@ -2476,13 +2233,11 @@
             <w:pPr>
               <w:rPr>
                 <w:rFonts w:ascii="Calibri" w:hAnsi="Calibri"/>
-                <w:b/>
-              </w:rPr>
-            </w:pPr>
-            <w:r>
-              <w:rPr>
-                <w:rFonts w:ascii="Calibri" w:hAnsi="Calibri"/>
-                <w:b/>
+              </w:rPr>
+            </w:pPr>
+            <w:r>
+              <w:rPr>
+                <w:rFonts w:ascii="Calibri" w:hAnsi="Calibri"/>
               </w:rPr>
               <w:t>Door</w:t>
             </w:r>
@@ -2496,22 +2251,18 @@
             <w:pPr>
               <w:rPr>
                 <w:rFonts w:ascii="Calibri" w:hAnsi="Calibri"/>
-                <w:b/>
-              </w:rPr>
-            </w:pPr>
-            <w:r>
-              <w:rPr>
-                <w:rFonts w:ascii="Calibri" w:hAnsi="Calibri"/>
-                <w:b/>
-              </w:rPr>
-              <w:t>Akram D</w:t>
+              </w:rPr>
+            </w:pPr>
+            <w:r>
+              <w:rPr>
+                <w:rFonts w:ascii="Calibri" w:hAnsi="Calibri"/>
+              </w:rPr>
+              <w:t>Furkan &amp; Amani</w:t>
             </w:r>
           </w:p>
         </w:tc>
       </w:tr>
     </w:tbl>
-    <w:p/>
-    <w:p/>
     <w:p/>
     <w:tbl>
       <w:tblPr>
@@ -2541,15 +2292,14 @@
             <w:pPr>
               <w:rPr>
                 <w:rFonts w:ascii="Calibri" w:hAnsi="Calibri"/>
-                <w:b/>
-              </w:rPr>
-            </w:pPr>
-            <w:r>
-              <w:rPr>
-                <w:rFonts w:ascii="Calibri" w:hAnsi="Calibri"/>
-                <w:b/>
+              </w:rPr>
+            </w:pPr>
+            <w:r>
+              <w:rPr>
+                <w:rFonts w:ascii="Calibri" w:hAnsi="Calibri"/>
                 <w:sz w:val="28"/>
               </w:rPr>
+              <w:lastRenderedPageBreak/>
               <w:t>Functionaliteit</w:t>
             </w:r>
           </w:p>
@@ -2557,18 +2307,15 @@
         <w:tc>
           <w:tcPr>
             <w:tcW w:w="3908" w:type="pct"/>
-            <w:shd w:val="clear" w:color="auto" w:fill="auto"/>
-          </w:tcPr>
-          <w:p>
-            <w:pPr>
-              <w:rPr>
-                <w:b/>
+          </w:tcPr>
+          <w:p>
+            <w:pPr>
+              <w:rPr>
                 <w:sz w:val="24"/>
               </w:rPr>
             </w:pPr>
             <w:r>
               <w:rPr>
-                <w:b/>
                 <w:sz w:val="24"/>
               </w:rPr>
               <w:t>Weer info</w:t>
@@ -2610,13 +2357,11 @@
             <w:pPr>
               <w:rPr>
                 <w:rFonts w:ascii="Calibri" w:hAnsi="Calibri"/>
-                <w:b/>
-              </w:rPr>
-            </w:pPr>
-            <w:r>
-              <w:rPr>
-                <w:rFonts w:ascii="Calibri" w:hAnsi="Calibri"/>
-                <w:b/>
+              </w:rPr>
+            </w:pPr>
+            <w:r>
+              <w:rPr>
+                <w:rFonts w:ascii="Calibri" w:hAnsi="Calibri"/>
               </w:rPr>
               <w:t>Actie</w:t>
             </w:r>
@@ -2626,40 +2371,22 @@
           <w:tcPr>
             <w:tcW w:w="3965" w:type="pct"/>
             <w:gridSpan w:val="6"/>
-            <w:shd w:val="clear" w:color="auto" w:fill="auto"/>
-          </w:tcPr>
-          <w:p>
-            <w:pPr>
-              <w:rPr>
-                <w:rFonts w:ascii="Calibri" w:hAnsi="Calibri"/>
-                <w:b/>
-              </w:rPr>
-            </w:pPr>
-            <w:r>
-              <w:rPr>
-                <w:rFonts w:ascii="Calibri" w:hAnsi="Calibri"/>
-                <w:b/>
-              </w:rPr>
-              <w:t>Gebruik</w:t>
-            </w:r>
-            <w:r>
-              <w:rPr>
-                <w:rFonts w:ascii="Calibri" w:hAnsi="Calibri"/>
-                <w:b/>
-              </w:rPr>
-              <w:t>er</w:t>
-            </w:r>
-            <w:r>
-              <w:rPr>
-                <w:rFonts w:ascii="Calibri" w:hAnsi="Calibri"/>
-                <w:b/>
-              </w:rPr>
-              <w:t xml:space="preserve"> </w:t>
-            </w:r>
-            <w:r>
-              <w:rPr>
-                <w:rFonts w:ascii="Calibri" w:hAnsi="Calibri"/>
-                <w:b/>
+          </w:tcPr>
+          <w:p>
+            <w:pPr>
+              <w:rPr>
+                <w:rFonts w:ascii="Calibri" w:hAnsi="Calibri"/>
+              </w:rPr>
+            </w:pPr>
+            <w:r>
+              <w:rPr>
+                <w:rFonts w:ascii="Calibri" w:hAnsi="Calibri"/>
+              </w:rPr>
+              <w:t xml:space="preserve">Gebruiker </w:t>
+            </w:r>
+            <w:r>
+              <w:rPr>
+                <w:rFonts w:ascii="Calibri" w:hAnsi="Calibri"/>
               </w:rPr>
               <w:t>een plaats in en krijg het weer te zien.</w:t>
             </w:r>
@@ -2681,7 +2408,6 @@
             <w:r>
               <w:rPr>
                 <w:rFonts w:ascii="Calibri" w:hAnsi="Calibri"/>
-                <w:b/>
               </w:rPr>
               <w:t>Scenario</w:t>
             </w:r>
@@ -2694,7 +2420,7 @@
           </w:tcPr>
           <w:p>
             <w:pPr>
-              <w:pStyle w:val="Lijstalinea"/>
+              <w:pStyle w:val="ListParagraph"/>
               <w:numPr>
                 <w:ilvl w:val="0"/>
                 <w:numId w:val="9"/>
@@ -2702,22 +2428,18 @@
               <w:spacing w:after="120" w:line="276" w:lineRule="auto"/>
               <w:rPr>
                 <w:rFonts w:ascii="Calibri" w:hAnsi="Calibri"/>
-                <w:b/>
-                <w:bCs/>
-              </w:rPr>
-            </w:pPr>
-            <w:r>
-              <w:rPr>
-                <w:rFonts w:ascii="Calibri" w:hAnsi="Calibri"/>
-                <w:b/>
-                <w:bCs/>
+              </w:rPr>
+            </w:pPr>
+            <w:r>
+              <w:rPr>
+                <w:rFonts w:ascii="Calibri" w:hAnsi="Calibri"/>
               </w:rPr>
               <w:t xml:space="preserve">Gebruiker Logt in </w:t>
             </w:r>
           </w:p>
           <w:p>
             <w:pPr>
-              <w:pStyle w:val="Lijstalinea"/>
+              <w:pStyle w:val="ListParagraph"/>
               <w:numPr>
                 <w:ilvl w:val="0"/>
                 <w:numId w:val="9"/>
@@ -2725,22 +2447,17 @@
               <w:spacing w:after="120" w:line="276" w:lineRule="auto"/>
               <w:rPr>
                 <w:rFonts w:ascii="Calibri" w:hAnsi="Calibri"/>
-                <w:b/>
-              </w:rPr>
-            </w:pPr>
-            <w:r>
-              <w:rPr>
-                <w:rFonts w:ascii="Calibri" w:hAnsi="Calibri"/>
-                <w:b/>
-                <w:bCs/>
+              </w:rPr>
+            </w:pPr>
+            <w:r>
+              <w:rPr>
+                <w:rFonts w:ascii="Calibri" w:hAnsi="Calibri"/>
               </w:rPr>
               <w:t xml:space="preserve">Gebruiker </w:t>
             </w:r>
             <w:r>
               <w:rPr>
                 <w:rFonts w:ascii="Calibri" w:hAnsi="Calibri"/>
-                <w:b/>
-                <w:bCs/>
               </w:rPr>
               <w:t>voert een bestaande plaats in het tekst veld</w:t>
             </w:r>
@@ -2754,22 +2471,17 @@
               <w:spacing w:after="120" w:line="276" w:lineRule="auto"/>
               <w:rPr>
                 <w:rFonts w:ascii="Calibri" w:hAnsi="Calibri"/>
-                <w:b/>
-              </w:rPr>
-            </w:pPr>
-            <w:r>
-              <w:rPr>
-                <w:rFonts w:ascii="Calibri" w:hAnsi="Calibri"/>
-                <w:b/>
-                <w:bCs/>
+              </w:rPr>
+            </w:pPr>
+            <w:r>
+              <w:rPr>
+                <w:rFonts w:ascii="Calibri" w:hAnsi="Calibri"/>
               </w:rPr>
               <w:t xml:space="preserve">Systeem verwerkt de data en </w:t>
             </w:r>
             <w:r>
               <w:rPr>
                 <w:rFonts w:ascii="Calibri" w:hAnsi="Calibri"/>
-                <w:b/>
-                <w:bCs/>
               </w:rPr>
               <w:t>laat de weer data van de plaats zien</w:t>
             </w:r>
@@ -2786,13 +2498,11 @@
             <w:pPr>
               <w:rPr>
                 <w:rFonts w:ascii="Calibri" w:hAnsi="Calibri"/>
-                <w:b/>
-              </w:rPr>
-            </w:pPr>
-            <w:r>
-              <w:rPr>
-                <w:rFonts w:ascii="Calibri" w:hAnsi="Calibri"/>
-                <w:b/>
+              </w:rPr>
+            </w:pPr>
+            <w:r>
+              <w:rPr>
+                <w:rFonts w:ascii="Calibri" w:hAnsi="Calibri"/>
               </w:rPr>
               <w:t>Verwacht resultaat</w:t>
             </w:r>
@@ -2812,16 +2522,12 @@
             <w:r>
               <w:rPr>
                 <w:rFonts w:ascii="Calibri" w:hAnsi="Calibri"/>
-                <w:b/>
-                <w:bCs/>
               </w:rPr>
               <w:t>Systeem</w:t>
             </w:r>
             <w:r>
               <w:rPr>
                 <w:rFonts w:ascii="Calibri" w:hAnsi="Calibri"/>
-                <w:b/>
-                <w:bCs/>
               </w:rPr>
               <w:t xml:space="preserve"> laat de verschillende data van de ingevoerde plaats zien.</w:t>
             </w:r>
@@ -2843,22 +2549,8 @@
             <w:r>
               <w:rPr>
                 <w:rFonts w:ascii="Calibri" w:hAnsi="Calibri"/>
-                <w:b/>
-              </w:rPr>
-              <w:t>Werkelijk</w:t>
-            </w:r>
-            <w:r>
-              <w:rPr>
-                <w:rFonts w:ascii="Calibri" w:hAnsi="Calibri"/>
-              </w:rPr>
-              <w:t xml:space="preserve"> </w:t>
-            </w:r>
-            <w:r>
-              <w:rPr>
-                <w:rFonts w:ascii="Calibri" w:hAnsi="Calibri"/>
-                <w:b/>
-              </w:rPr>
-              <w:t>resultaat</w:t>
+              </w:rPr>
+              <w:t>Werkelijk resultaat</w:t>
             </w:r>
           </w:p>
         </w:tc>
@@ -2877,18 +2569,8 @@
             <w:r>
               <w:rPr>
                 <w:rFonts w:ascii="Calibri" w:hAnsi="Calibri"/>
-                <w:b/>
-                <w:bCs/>
-              </w:rPr>
-              <w:t>Systeem</w:t>
-            </w:r>
-            <w:r>
-              <w:rPr>
-                <w:rFonts w:ascii="Calibri" w:hAnsi="Calibri"/>
-                <w:b/>
-                <w:bCs/>
-              </w:rPr>
-              <w:t xml:space="preserve"> laat de verschillende data van de ingevoerde plaats zien.</w:t>
+              </w:rPr>
+              <w:t>Systeem laat de verschillende data van de ingevoerde plaats zien.</w:t>
             </w:r>
           </w:p>
         </w:tc>
@@ -2911,7 +2593,6 @@
             <w:r>
               <w:rPr>
                 <w:rFonts w:ascii="Calibri" w:hAnsi="Calibri"/>
-                <w:b/>
               </w:rPr>
               <w:t>Aanpassingen</w:t>
             </w:r>
@@ -2953,7 +2634,6 @@
             <w:r>
               <w:rPr>
                 <w:rFonts w:ascii="Calibri" w:hAnsi="Calibri"/>
-                <w:b/>
               </w:rPr>
               <w:t>Uitvoering</w:t>
             </w:r>
@@ -2974,7 +2654,6 @@
             <w:r>
               <w:rPr>
                 <w:rFonts w:ascii="Calibri" w:hAnsi="Calibri"/>
-                <w:b/>
               </w:rPr>
               <w:t>Uren</w:t>
             </w:r>
@@ -2995,7 +2674,7 @@
               <w:rPr>
                 <w:rFonts w:ascii="Calibri" w:hAnsi="Calibri"/>
               </w:rPr>
-              <w:t>5</w:t>
+              <w:t>3</w:t>
             </w:r>
           </w:p>
         </w:tc>
@@ -3013,7 +2692,6 @@
             <w:r>
               <w:rPr>
                 <w:rFonts w:ascii="Calibri" w:hAnsi="Calibri"/>
-                <w:b/>
               </w:rPr>
               <w:t>Prioriteit</w:t>
             </w:r>
@@ -3046,13 +2724,11 @@
             <w:pPr>
               <w:rPr>
                 <w:rFonts w:ascii="Calibri" w:hAnsi="Calibri"/>
-                <w:b/>
-              </w:rPr>
-            </w:pPr>
-            <w:r>
-              <w:rPr>
-                <w:rFonts w:ascii="Calibri" w:hAnsi="Calibri"/>
-                <w:b/>
+              </w:rPr>
+            </w:pPr>
+            <w:r>
+              <w:rPr>
+                <w:rFonts w:ascii="Calibri" w:hAnsi="Calibri"/>
               </w:rPr>
               <w:t>Door</w:t>
             </w:r>
@@ -3066,15 +2742,13 @@
             <w:pPr>
               <w:rPr>
                 <w:rFonts w:ascii="Calibri" w:hAnsi="Calibri"/>
-                <w:b/>
-              </w:rPr>
-            </w:pPr>
-            <w:r>
-              <w:rPr>
-                <w:rFonts w:ascii="Calibri" w:hAnsi="Calibri"/>
-                <w:b/>
-              </w:rPr>
-              <w:t>Akram D</w:t>
+              </w:rPr>
+            </w:pPr>
+            <w:r>
+              <w:rPr>
+                <w:rFonts w:ascii="Calibri" w:hAnsi="Calibri"/>
+              </w:rPr>
+              <w:t>Furkan &amp; Amani</w:t>
             </w:r>
           </w:p>
         </w:tc>
@@ -3085,7 +2759,76 @@
       <w:pPr>
         <w:rPr>
           <w:rFonts w:ascii="Calibri" w:hAnsi="Calibri"/>
-          <w:b/>
+        </w:rPr>
+      </w:pPr>
+    </w:p>
+    <w:p>
+      <w:pPr>
+        <w:rPr>
+          <w:rFonts w:ascii="Calibri" w:hAnsi="Calibri"/>
+        </w:rPr>
+      </w:pPr>
+    </w:p>
+    <w:p>
+      <w:pPr>
+        <w:rPr>
+          <w:rFonts w:ascii="Calibri" w:hAnsi="Calibri"/>
+        </w:rPr>
+      </w:pPr>
+    </w:p>
+    <w:p>
+      <w:pPr>
+        <w:rPr>
+          <w:rFonts w:ascii="Calibri" w:hAnsi="Calibri"/>
+        </w:rPr>
+      </w:pPr>
+    </w:p>
+    <w:p>
+      <w:pPr>
+        <w:rPr>
+          <w:rFonts w:ascii="Calibri" w:hAnsi="Calibri"/>
+        </w:rPr>
+      </w:pPr>
+    </w:p>
+    <w:p>
+      <w:pPr>
+        <w:rPr>
+          <w:rFonts w:ascii="Calibri" w:hAnsi="Calibri"/>
+        </w:rPr>
+      </w:pPr>
+    </w:p>
+    <w:p>
+      <w:pPr>
+        <w:rPr>
+          <w:rFonts w:ascii="Calibri" w:hAnsi="Calibri"/>
+        </w:rPr>
+      </w:pPr>
+    </w:p>
+    <w:p>
+      <w:pPr>
+        <w:rPr>
+          <w:rFonts w:ascii="Calibri" w:hAnsi="Calibri"/>
+        </w:rPr>
+      </w:pPr>
+    </w:p>
+    <w:p>
+      <w:pPr>
+        <w:rPr>
+          <w:rFonts w:ascii="Calibri" w:hAnsi="Calibri"/>
+        </w:rPr>
+      </w:pPr>
+    </w:p>
+    <w:p>
+      <w:pPr>
+        <w:rPr>
+          <w:rFonts w:ascii="Calibri" w:hAnsi="Calibri"/>
+        </w:rPr>
+      </w:pPr>
+    </w:p>
+    <w:p>
+      <w:pPr>
+        <w:rPr>
+          <w:rFonts w:ascii="Calibri" w:hAnsi="Calibri"/>
         </w:rPr>
       </w:pPr>
     </w:p>
@@ -3122,15 +2865,12 @@
             <w:pPr>
               <w:rPr>
                 <w:rFonts w:ascii="Calibri" w:hAnsi="Calibri"/>
-                <w:b/>
-              </w:rPr>
-            </w:pPr>
-            <w:r>
-              <w:rPr>
-                <w:rFonts w:ascii="Calibri" w:hAnsi="Calibri"/>
-                <w:b/>
-              </w:rPr>
-              <w:lastRenderedPageBreak/>
+              </w:rPr>
+            </w:pPr>
+            <w:r>
+              <w:rPr>
+                <w:rFonts w:ascii="Calibri" w:hAnsi="Calibri"/>
+              </w:rPr>
               <w:t>Actie</w:t>
             </w:r>
           </w:p>
@@ -3139,42 +2879,18 @@
           <w:tcPr>
             <w:tcW w:w="3964" w:type="pct"/>
             <w:gridSpan w:val="6"/>
-            <w:shd w:val="clear" w:color="auto" w:fill="auto"/>
-          </w:tcPr>
-          <w:p>
-            <w:pPr>
-              <w:rPr>
-                <w:rFonts w:ascii="Calibri" w:hAnsi="Calibri"/>
-                <w:b/>
-              </w:rPr>
-            </w:pPr>
-            <w:r>
-              <w:rPr>
-                <w:rFonts w:ascii="Calibri" w:hAnsi="Calibri"/>
-                <w:b/>
-              </w:rPr>
-              <w:t>Gebruik</w:t>
-            </w:r>
-            <w:r>
-              <w:rPr>
-                <w:rFonts w:ascii="Calibri" w:hAnsi="Calibri"/>
-                <w:b/>
-              </w:rPr>
-              <w:t>er</w:t>
-            </w:r>
-            <w:r>
-              <w:rPr>
-                <w:rFonts w:ascii="Calibri" w:hAnsi="Calibri"/>
-                <w:b/>
-              </w:rPr>
-              <w:t xml:space="preserve"> </w:t>
-            </w:r>
-            <w:r>
-              <w:rPr>
-                <w:rFonts w:ascii="Calibri" w:hAnsi="Calibri"/>
-                <w:b/>
-              </w:rPr>
-              <w:t>voert een niet bestaande plaats in en krijg foutmelding .</w:t>
+          </w:tcPr>
+          <w:p>
+            <w:pPr>
+              <w:rPr>
+                <w:rFonts w:ascii="Calibri" w:hAnsi="Calibri"/>
+              </w:rPr>
+            </w:pPr>
+            <w:r>
+              <w:rPr>
+                <w:rFonts w:ascii="Calibri" w:hAnsi="Calibri"/>
+              </w:rPr>
+              <w:t>Gebruiker voert een niet bestaande plaats in en krijg foutmelding .</w:t>
             </w:r>
           </w:p>
         </w:tc>
@@ -3194,7 +2910,6 @@
             <w:r>
               <w:rPr>
                 <w:rFonts w:ascii="Calibri" w:hAnsi="Calibri"/>
-                <w:b/>
               </w:rPr>
               <w:t>Scenario</w:t>
             </w:r>
@@ -3207,7 +2922,7 @@
           </w:tcPr>
           <w:p>
             <w:pPr>
-              <w:pStyle w:val="Lijstalinea"/>
+              <w:pStyle w:val="ListParagraph"/>
               <w:numPr>
                 <w:ilvl w:val="0"/>
                 <w:numId w:val="10"/>
@@ -3215,22 +2930,18 @@
               <w:spacing w:after="120" w:line="276" w:lineRule="auto"/>
               <w:rPr>
                 <w:rFonts w:ascii="Calibri" w:hAnsi="Calibri"/>
-                <w:b/>
-                <w:bCs/>
-              </w:rPr>
-            </w:pPr>
-            <w:r>
-              <w:rPr>
-                <w:rFonts w:ascii="Calibri" w:hAnsi="Calibri"/>
-                <w:b/>
-                <w:bCs/>
+              </w:rPr>
+            </w:pPr>
+            <w:r>
+              <w:rPr>
+                <w:rFonts w:ascii="Calibri" w:hAnsi="Calibri"/>
               </w:rPr>
               <w:t xml:space="preserve">Gebruiker Logt in </w:t>
             </w:r>
           </w:p>
           <w:p>
             <w:pPr>
-              <w:pStyle w:val="Lijstalinea"/>
+              <w:pStyle w:val="ListParagraph"/>
               <w:numPr>
                 <w:ilvl w:val="0"/>
                 <w:numId w:val="10"/>
@@ -3238,72 +2949,26 @@
               <w:spacing w:after="120" w:line="276" w:lineRule="auto"/>
               <w:rPr>
                 <w:rFonts w:ascii="Calibri" w:hAnsi="Calibri"/>
-                <w:b/>
-              </w:rPr>
-            </w:pPr>
-            <w:r>
-              <w:rPr>
-                <w:rFonts w:ascii="Calibri" w:hAnsi="Calibri"/>
-                <w:b/>
-                <w:bCs/>
-              </w:rPr>
-              <w:t xml:space="preserve">Gebruiker voert een </w:t>
-            </w:r>
-            <w:r>
-              <w:rPr>
-                <w:rFonts w:ascii="Calibri" w:hAnsi="Calibri"/>
-                <w:b/>
-                <w:bCs/>
-              </w:rPr>
-              <w:t xml:space="preserve">niet </w:t>
-            </w:r>
-            <w:r>
-              <w:rPr>
-                <w:rFonts w:ascii="Calibri" w:hAnsi="Calibri"/>
-                <w:b/>
-                <w:bCs/>
-              </w:rPr>
-              <w:t>bestaande plaats in het tekst veld</w:t>
-            </w:r>
-          </w:p>
-          <w:p>
-            <w:pPr>
-              <w:rPr>
-                <w:rFonts w:ascii="Calibri" w:hAnsi="Calibri"/>
-                <w:b/>
-              </w:rPr>
-            </w:pPr>
-            <w:r>
-              <w:rPr>
-                <w:rFonts w:ascii="Calibri" w:hAnsi="Calibri"/>
-                <w:b/>
-                <w:bCs/>
-              </w:rPr>
-              <w:t>Systeem verwerkt de data</w:t>
-            </w:r>
-            <w:r>
-              <w:rPr>
-                <w:rFonts w:ascii="Calibri" w:hAnsi="Calibri"/>
-                <w:b/>
-                <w:bCs/>
-              </w:rPr>
-              <w:t xml:space="preserve"> niet</w:t>
-            </w:r>
-            <w:r>
-              <w:rPr>
-                <w:rFonts w:ascii="Calibri" w:hAnsi="Calibri"/>
-                <w:b/>
-                <w:bCs/>
-              </w:rPr>
-              <w:t xml:space="preserve"> en </w:t>
-            </w:r>
-            <w:r>
-              <w:rPr>
-                <w:rFonts w:ascii="Calibri" w:hAnsi="Calibri"/>
-                <w:b/>
-                <w:bCs/>
-              </w:rPr>
-              <w:t>laat het weer niet zien</w:t>
+              </w:rPr>
+            </w:pPr>
+            <w:r>
+              <w:rPr>
+                <w:rFonts w:ascii="Calibri" w:hAnsi="Calibri"/>
+              </w:rPr>
+              <w:t>Gebruiker voert een niet bestaande plaats in het tekst veld</w:t>
+            </w:r>
+          </w:p>
+          <w:p>
+            <w:pPr>
+              <w:rPr>
+                <w:rFonts w:ascii="Calibri" w:hAnsi="Calibri"/>
+              </w:rPr>
+            </w:pPr>
+            <w:r>
+              <w:rPr>
+                <w:rFonts w:ascii="Calibri" w:hAnsi="Calibri"/>
+              </w:rPr>
+              <w:t>Systeem verwerkt de data niet en laat het weer niet zien</w:t>
             </w:r>
           </w:p>
         </w:tc>
@@ -3318,13 +2983,11 @@
             <w:pPr>
               <w:rPr>
                 <w:rFonts w:ascii="Calibri" w:hAnsi="Calibri"/>
-                <w:b/>
-              </w:rPr>
-            </w:pPr>
-            <w:r>
-              <w:rPr>
-                <w:rFonts w:ascii="Calibri" w:hAnsi="Calibri"/>
-                <w:b/>
+              </w:rPr>
+            </w:pPr>
+            <w:r>
+              <w:rPr>
+                <w:rFonts w:ascii="Calibri" w:hAnsi="Calibri"/>
               </w:rPr>
               <w:t>Verwacht resultaat</w:t>
             </w:r>
@@ -3365,22 +3028,8 @@
             <w:r>
               <w:rPr>
                 <w:rFonts w:ascii="Calibri" w:hAnsi="Calibri"/>
-                <w:b/>
-              </w:rPr>
-              <w:t>Werkelijk</w:t>
-            </w:r>
-            <w:r>
-              <w:rPr>
-                <w:rFonts w:ascii="Calibri" w:hAnsi="Calibri"/>
-              </w:rPr>
-              <w:t xml:space="preserve"> </w:t>
-            </w:r>
-            <w:r>
-              <w:rPr>
-                <w:rFonts w:ascii="Calibri" w:hAnsi="Calibri"/>
-                <w:b/>
-              </w:rPr>
-              <w:t>resultaat</w:t>
+              </w:rPr>
+              <w:t>Werkelijk resultaat</w:t>
             </w:r>
           </w:p>
         </w:tc>
@@ -3420,7 +3069,6 @@
             <w:r>
               <w:rPr>
                 <w:rFonts w:ascii="Calibri" w:hAnsi="Calibri"/>
-                <w:b/>
               </w:rPr>
               <w:t>Aanpassingen</w:t>
             </w:r>
@@ -3462,7 +3110,6 @@
             <w:r>
               <w:rPr>
                 <w:rFonts w:ascii="Calibri" w:hAnsi="Calibri"/>
-                <w:b/>
               </w:rPr>
               <w:t>Uitvoering</w:t>
             </w:r>
@@ -3483,7 +3130,6 @@
             <w:r>
               <w:rPr>
                 <w:rFonts w:ascii="Calibri" w:hAnsi="Calibri"/>
-                <w:b/>
               </w:rPr>
               <w:t>Uren</w:t>
             </w:r>
@@ -3522,7 +3168,6 @@
             <w:r>
               <w:rPr>
                 <w:rFonts w:ascii="Calibri" w:hAnsi="Calibri"/>
-                <w:b/>
               </w:rPr>
               <w:t>Prioriteit</w:t>
             </w:r>
@@ -3555,13 +3200,11 @@
             <w:pPr>
               <w:rPr>
                 <w:rFonts w:ascii="Calibri" w:hAnsi="Calibri"/>
-                <w:b/>
-              </w:rPr>
-            </w:pPr>
-            <w:r>
-              <w:rPr>
-                <w:rFonts w:ascii="Calibri" w:hAnsi="Calibri"/>
-                <w:b/>
+              </w:rPr>
+            </w:pPr>
+            <w:r>
+              <w:rPr>
+                <w:rFonts w:ascii="Calibri" w:hAnsi="Calibri"/>
               </w:rPr>
               <w:t>Door</w:t>
             </w:r>
@@ -3575,15 +3218,13 @@
             <w:pPr>
               <w:rPr>
                 <w:rFonts w:ascii="Calibri" w:hAnsi="Calibri"/>
-                <w:b/>
-              </w:rPr>
-            </w:pPr>
-            <w:r>
-              <w:rPr>
-                <w:rFonts w:ascii="Calibri" w:hAnsi="Calibri"/>
-                <w:b/>
-              </w:rPr>
-              <w:t>Akram D</w:t>
+              </w:rPr>
+            </w:pPr>
+            <w:r>
+              <w:rPr>
+                <w:rFonts w:ascii="Calibri" w:hAnsi="Calibri"/>
+              </w:rPr>
+              <w:t>Furkan &amp; Amani</w:t>
             </w:r>
           </w:p>
         </w:tc>
@@ -3604,7 +3245,7 @@
 </file>
 
 <file path=word/endnotes.xml><?xml version="1.0" encoding="utf-8"?>
-<w:endnotes xmlns:wpc="http://schemas.microsoft.com/office/word/2010/wordprocessingCanvas" xmlns:cx="http://schemas.microsoft.com/office/drawing/2014/chartex" xmlns:cx1="http://schemas.microsoft.com/office/drawing/2015/9/8/chartex" xmlns:cx2="http://schemas.microsoft.com/office/drawing/2015/10/21/chartex" xmlns:cx3="http://schemas.microsoft.com/office/drawing/2016/5/9/chartex" xmlns:cx4="http://schemas.microsoft.com/office/drawing/2016/5/10/chartex" xmlns:cx5="http://schemas.microsoft.com/office/drawing/2016/5/11/chartex" xmlns:cx6="http://schemas.microsoft.com/office/drawing/2016/5/12/chartex" xmlns:cx7="http://schemas.microsoft.com/office/drawing/2016/5/13/chartex" xmlns:cx8="http://schemas.microsoft.com/office/drawing/2016/5/14/chartex" xmlns:mc="http://schemas.openxmlformats.org/markup-compatibility/2006" xmlns:aink="http://schemas.microsoft.com/office/drawing/2016/ink" xmlns:am3d="http://schemas.microsoft.com/office/drawing/2017/model3d" xmlns:o="urn:schemas-microsoft-com:office:office" xmlns:oel="http://schemas.microsoft.com/office/2019/extlst" xmlns:r="http://schemas.openxmlformats.org/officeDocument/2006/relationships" xmlns:m="http://schemas.openxmlformats.org/officeDocument/2006/math" xmlns:v="urn:schemas-microsoft-com:vml" xmlns:wp14="http://schemas.microsoft.com/office/word/2010/wordprocessingDrawing" xmlns:wp="http://schemas.openxmlformats.org/drawingml/2006/wordprocessingDrawing" xmlns:w10="urn:schemas-microsoft-com:office:word" xmlns:w="http://schemas.openxmlformats.org/wordprocessingml/2006/main" xmlns:w14="http://schemas.microsoft.com/office/word/2010/wordml" xmlns:w15="http://schemas.microsoft.com/office/word/2012/wordml" xmlns:w16cex="http://schemas.microsoft.com/office/word/2018/wordml/cex" xmlns:w16cid="http://schemas.microsoft.com/office/word/2016/wordml/cid" xmlns:w16="http://schemas.microsoft.com/office/word/2018/wordml" xmlns:w16du="http://schemas.microsoft.com/office/word/2023/wordml/word16du" xmlns:w16sdtdh="http://schemas.microsoft.com/office/word/2020/wordml/sdtdatahash" xmlns:w16se="http://schemas.microsoft.com/office/word/2015/wordml/symex" xmlns:wpg="http://schemas.microsoft.com/office/word/2010/wordprocessingGroup" xmlns:wpi="http://schemas.microsoft.com/office/word/2010/wordprocessingInk" xmlns:wne="http://schemas.microsoft.com/office/word/2006/wordml" xmlns:wps="http://schemas.microsoft.com/office/word/2010/wordprocessingShape" mc:Ignorable="w14 w15 w16se w16cid w16 w16cex w16sdtdh w16du wp14">
+<w:endnotes xmlns:wpc="http://schemas.microsoft.com/office/word/2010/wordprocessingCanvas" xmlns:cx="http://schemas.microsoft.com/office/drawing/2014/chartex" xmlns:cx1="http://schemas.microsoft.com/office/drawing/2015/9/8/chartex" xmlns:cx2="http://schemas.microsoft.com/office/drawing/2015/10/21/chartex" xmlns:cx3="http://schemas.microsoft.com/office/drawing/2016/5/9/chartex" xmlns:cx4="http://schemas.microsoft.com/office/drawing/2016/5/10/chartex" xmlns:cx5="http://schemas.microsoft.com/office/drawing/2016/5/11/chartex" xmlns:cx6="http://schemas.microsoft.com/office/drawing/2016/5/12/chartex" xmlns:cx7="http://schemas.microsoft.com/office/drawing/2016/5/13/chartex" xmlns:cx8="http://schemas.microsoft.com/office/drawing/2016/5/14/chartex" xmlns:mc="http://schemas.openxmlformats.org/markup-compatibility/2006" xmlns:aink="http://schemas.microsoft.com/office/drawing/2016/ink" xmlns:am3d="http://schemas.microsoft.com/office/drawing/2017/model3d" xmlns:o="urn:schemas-microsoft-com:office:office" xmlns:oel="http://schemas.microsoft.com/office/2019/extlst" xmlns:r="http://schemas.openxmlformats.org/officeDocument/2006/relationships" xmlns:m="http://schemas.openxmlformats.org/officeDocument/2006/math" xmlns:v="urn:schemas-microsoft-com:vml" xmlns:wp14="http://schemas.microsoft.com/office/word/2010/wordprocessingDrawing" xmlns:wp="http://schemas.openxmlformats.org/drawingml/2006/wordprocessingDrawing" xmlns:w10="urn:schemas-microsoft-com:office:word" xmlns:w="http://schemas.openxmlformats.org/wordprocessingml/2006/main" xmlns:w14="http://schemas.microsoft.com/office/word/2010/wordml" xmlns:w15="http://schemas.microsoft.com/office/word/2012/wordml" xmlns:w16cex="http://schemas.microsoft.com/office/word/2018/wordml/cex" xmlns:w16cid="http://schemas.microsoft.com/office/word/2016/wordml/cid" xmlns:w16="http://schemas.microsoft.com/office/word/2018/wordml" xmlns:w16du="http://schemas.microsoft.com/office/word/2023/wordml/word16du" xmlns:w16sdtdh="http://schemas.microsoft.com/office/word/2020/wordml/sdtdatahash" xmlns:w16sdtfl="http://schemas.microsoft.com/office/word/2024/wordml/sdtformatlock" xmlns:w16se="http://schemas.microsoft.com/office/word/2015/wordml/symex" xmlns:wpg="http://schemas.microsoft.com/office/word/2010/wordprocessingGroup" xmlns:wpi="http://schemas.microsoft.com/office/word/2010/wordprocessingInk" xmlns:wne="http://schemas.microsoft.com/office/word/2006/wordml" xmlns:wps="http://schemas.microsoft.com/office/word/2010/wordprocessingShape" mc:Ignorable="w14 w15 w16se w16cid w16 w16cex w16sdtdh w16sdtfl w16du wp14">
   <w:endnote w:type="separator" w:id="-1">
     <w:p>
       <w:pPr>
@@ -3629,10 +3270,10 @@
 </file>
 
 <file path=word/footer1.xml><?xml version="1.0" encoding="utf-8"?>
-<w:ftr xmlns:wpc="http://schemas.microsoft.com/office/word/2010/wordprocessingCanvas" xmlns:cx="http://schemas.microsoft.com/office/drawing/2014/chartex" xmlns:cx1="http://schemas.microsoft.com/office/drawing/2015/9/8/chartex" xmlns:cx2="http://schemas.microsoft.com/office/drawing/2015/10/21/chartex" xmlns:cx3="http://schemas.microsoft.com/office/drawing/2016/5/9/chartex" xmlns:cx4="http://schemas.microsoft.com/office/drawing/2016/5/10/chartex" xmlns:cx5="http://schemas.microsoft.com/office/drawing/2016/5/11/chartex" xmlns:cx6="http://schemas.microsoft.com/office/drawing/2016/5/12/chartex" xmlns:cx7="http://schemas.microsoft.com/office/drawing/2016/5/13/chartex" xmlns:cx8="http://schemas.microsoft.com/office/drawing/2016/5/14/chartex" xmlns:mc="http://schemas.openxmlformats.org/markup-compatibility/2006" xmlns:aink="http://schemas.microsoft.com/office/drawing/2016/ink" xmlns:am3d="http://schemas.microsoft.com/office/drawing/2017/model3d" xmlns:o="urn:schemas-microsoft-com:office:office" xmlns:oel="http://schemas.microsoft.com/office/2019/extlst" xmlns:r="http://schemas.openxmlformats.org/officeDocument/2006/relationships" xmlns:m="http://schemas.openxmlformats.org/officeDocument/2006/math" xmlns:v="urn:schemas-microsoft-com:vml" xmlns:wp14="http://schemas.microsoft.com/office/word/2010/wordprocessingDrawing" xmlns:wp="http://schemas.openxmlformats.org/drawingml/2006/wordprocessingDrawing" xmlns:w10="urn:schemas-microsoft-com:office:word" xmlns:w="http://schemas.openxmlformats.org/wordprocessingml/2006/main" xmlns:w14="http://schemas.microsoft.com/office/word/2010/wordml" xmlns:w15="http://schemas.microsoft.com/office/word/2012/wordml" xmlns:w16cex="http://schemas.microsoft.com/office/word/2018/wordml/cex" xmlns:w16cid="http://schemas.microsoft.com/office/word/2016/wordml/cid" xmlns:w16="http://schemas.microsoft.com/office/word/2018/wordml" xmlns:w16du="http://schemas.microsoft.com/office/word/2023/wordml/word16du" xmlns:w16sdtdh="http://schemas.microsoft.com/office/word/2020/wordml/sdtdatahash" xmlns:w16se="http://schemas.microsoft.com/office/word/2015/wordml/symex" xmlns:wpg="http://schemas.microsoft.com/office/word/2010/wordprocessingGroup" xmlns:wpi="http://schemas.microsoft.com/office/word/2010/wordprocessingInk" xmlns:wne="http://schemas.microsoft.com/office/word/2006/wordml" xmlns:wps="http://schemas.microsoft.com/office/word/2010/wordprocessingShape" mc:Ignorable="w14 w15 w16se w16cid w16 w16cex w16sdtdh w16du wp14">
+<w:ftr xmlns:wpc="http://schemas.microsoft.com/office/word/2010/wordprocessingCanvas" xmlns:cx="http://schemas.microsoft.com/office/drawing/2014/chartex" xmlns:cx1="http://schemas.microsoft.com/office/drawing/2015/9/8/chartex" xmlns:cx2="http://schemas.microsoft.com/office/drawing/2015/10/21/chartex" xmlns:cx3="http://schemas.microsoft.com/office/drawing/2016/5/9/chartex" xmlns:cx4="http://schemas.microsoft.com/office/drawing/2016/5/10/chartex" xmlns:cx5="http://schemas.microsoft.com/office/drawing/2016/5/11/chartex" xmlns:cx6="http://schemas.microsoft.com/office/drawing/2016/5/12/chartex" xmlns:cx7="http://schemas.microsoft.com/office/drawing/2016/5/13/chartex" xmlns:cx8="http://schemas.microsoft.com/office/drawing/2016/5/14/chartex" xmlns:mc="http://schemas.openxmlformats.org/markup-compatibility/2006" xmlns:aink="http://schemas.microsoft.com/office/drawing/2016/ink" xmlns:am3d="http://schemas.microsoft.com/office/drawing/2017/model3d" xmlns:o="urn:schemas-microsoft-com:office:office" xmlns:oel="http://schemas.microsoft.com/office/2019/extlst" xmlns:r="http://schemas.openxmlformats.org/officeDocument/2006/relationships" xmlns:m="http://schemas.openxmlformats.org/officeDocument/2006/math" xmlns:v="urn:schemas-microsoft-com:vml" xmlns:wp14="http://schemas.microsoft.com/office/word/2010/wordprocessingDrawing" xmlns:wp="http://schemas.openxmlformats.org/drawingml/2006/wordprocessingDrawing" xmlns:w10="urn:schemas-microsoft-com:office:word" xmlns:w="http://schemas.openxmlformats.org/wordprocessingml/2006/main" xmlns:w14="http://schemas.microsoft.com/office/word/2010/wordml" xmlns:w15="http://schemas.microsoft.com/office/word/2012/wordml" xmlns:w16cex="http://schemas.microsoft.com/office/word/2018/wordml/cex" xmlns:w16cid="http://schemas.microsoft.com/office/word/2016/wordml/cid" xmlns:w16="http://schemas.microsoft.com/office/word/2018/wordml" xmlns:w16du="http://schemas.microsoft.com/office/word/2023/wordml/word16du" xmlns:w16sdtdh="http://schemas.microsoft.com/office/word/2020/wordml/sdtdatahash" xmlns:w16sdtfl="http://schemas.microsoft.com/office/word/2024/wordml/sdtformatlock" xmlns:w16se="http://schemas.microsoft.com/office/word/2015/wordml/symex" xmlns:wpg="http://schemas.microsoft.com/office/word/2010/wordprocessingGroup" xmlns:wpi="http://schemas.microsoft.com/office/word/2010/wordprocessingInk" xmlns:wne="http://schemas.microsoft.com/office/word/2006/wordml" xmlns:wps="http://schemas.microsoft.com/office/word/2010/wordprocessingShape" mc:Ignorable="w14 w15 w16se w16cid w16 w16cex w16sdtdh w16sdtfl w16du wp14">
   <w:p>
     <w:pPr>
-      <w:pStyle w:val="Voettekst"/>
+      <w:pStyle w:val="Footer"/>
       <w:pBdr>
         <w:top w:val="thinThickSmallGap" w:sz="24" w:space="1" w:color="823B0B" w:themeColor="accent2" w:themeShade="7F"/>
       </w:pBdr>
@@ -3688,7 +3329,7 @@
   </w:p>
   <w:p>
     <w:pPr>
-      <w:pStyle w:val="Voettekst"/>
+      <w:pStyle w:val="Footer"/>
       <w:jc w:val="right"/>
     </w:pPr>
   </w:p>
@@ -3697,7 +3338,7 @@
 </file>
 
 <file path=word/footnotes.xml><?xml version="1.0" encoding="utf-8"?>
-<w:footnotes xmlns:wpc="http://schemas.microsoft.com/office/word/2010/wordprocessingCanvas" xmlns:cx="http://schemas.microsoft.com/office/drawing/2014/chartex" xmlns:cx1="http://schemas.microsoft.com/office/drawing/2015/9/8/chartex" xmlns:cx2="http://schemas.microsoft.com/office/drawing/2015/10/21/chartex" xmlns:cx3="http://schemas.microsoft.com/office/drawing/2016/5/9/chartex" xmlns:cx4="http://schemas.microsoft.com/office/drawing/2016/5/10/chartex" xmlns:cx5="http://schemas.microsoft.com/office/drawing/2016/5/11/chartex" xmlns:cx6="http://schemas.microsoft.com/office/drawing/2016/5/12/chartex" xmlns:cx7="http://schemas.microsoft.com/office/drawing/2016/5/13/chartex" xmlns:cx8="http://schemas.microsoft.com/office/drawing/2016/5/14/chartex" xmlns:mc="http://schemas.openxmlformats.org/markup-compatibility/2006" xmlns:aink="http://schemas.microsoft.com/office/drawing/2016/ink" xmlns:am3d="http://schemas.microsoft.com/office/drawing/2017/model3d" xmlns:o="urn:schemas-microsoft-com:office:office" xmlns:oel="http://schemas.microsoft.com/office/2019/extlst" xmlns:r="http://schemas.openxmlformats.org/officeDocument/2006/relationships" xmlns:m="http://schemas.openxmlformats.org/officeDocument/2006/math" xmlns:v="urn:schemas-microsoft-com:vml" xmlns:wp14="http://schemas.microsoft.com/office/word/2010/wordprocessingDrawing" xmlns:wp="http://schemas.openxmlformats.org/drawingml/2006/wordprocessingDrawing" xmlns:w10="urn:schemas-microsoft-com:office:word" xmlns:w="http://schemas.openxmlformats.org/wordprocessingml/2006/main" xmlns:w14="http://schemas.microsoft.com/office/word/2010/wordml" xmlns:w15="http://schemas.microsoft.com/office/word/2012/wordml" xmlns:w16cex="http://schemas.microsoft.com/office/word/2018/wordml/cex" xmlns:w16cid="http://schemas.microsoft.com/office/word/2016/wordml/cid" xmlns:w16="http://schemas.microsoft.com/office/word/2018/wordml" xmlns:w16du="http://schemas.microsoft.com/office/word/2023/wordml/word16du" xmlns:w16sdtdh="http://schemas.microsoft.com/office/word/2020/wordml/sdtdatahash" xmlns:w16se="http://schemas.microsoft.com/office/word/2015/wordml/symex" xmlns:wpg="http://schemas.microsoft.com/office/word/2010/wordprocessingGroup" xmlns:wpi="http://schemas.microsoft.com/office/word/2010/wordprocessingInk" xmlns:wne="http://schemas.microsoft.com/office/word/2006/wordml" xmlns:wps="http://schemas.microsoft.com/office/word/2010/wordprocessingShape" mc:Ignorable="w14 w15 w16se w16cid w16 w16cex w16sdtdh w16du wp14">
+<w:footnotes xmlns:wpc="http://schemas.microsoft.com/office/word/2010/wordprocessingCanvas" xmlns:cx="http://schemas.microsoft.com/office/drawing/2014/chartex" xmlns:cx1="http://schemas.microsoft.com/office/drawing/2015/9/8/chartex" xmlns:cx2="http://schemas.microsoft.com/office/drawing/2015/10/21/chartex" xmlns:cx3="http://schemas.microsoft.com/office/drawing/2016/5/9/chartex" xmlns:cx4="http://schemas.microsoft.com/office/drawing/2016/5/10/chartex" xmlns:cx5="http://schemas.microsoft.com/office/drawing/2016/5/11/chartex" xmlns:cx6="http://schemas.microsoft.com/office/drawing/2016/5/12/chartex" xmlns:cx7="http://schemas.microsoft.com/office/drawing/2016/5/13/chartex" xmlns:cx8="http://schemas.microsoft.com/office/drawing/2016/5/14/chartex" xmlns:mc="http://schemas.openxmlformats.org/markup-compatibility/2006" xmlns:aink="http://schemas.microsoft.com/office/drawing/2016/ink" xmlns:am3d="http://schemas.microsoft.com/office/drawing/2017/model3d" xmlns:o="urn:schemas-microsoft-com:office:office" xmlns:oel="http://schemas.microsoft.com/office/2019/extlst" xmlns:r="http://schemas.openxmlformats.org/officeDocument/2006/relationships" xmlns:m="http://schemas.openxmlformats.org/officeDocument/2006/math" xmlns:v="urn:schemas-microsoft-com:vml" xmlns:wp14="http://schemas.microsoft.com/office/word/2010/wordprocessingDrawing" xmlns:wp="http://schemas.openxmlformats.org/drawingml/2006/wordprocessingDrawing" xmlns:w10="urn:schemas-microsoft-com:office:word" xmlns:w="http://schemas.openxmlformats.org/wordprocessingml/2006/main" xmlns:w14="http://schemas.microsoft.com/office/word/2010/wordml" xmlns:w15="http://schemas.microsoft.com/office/word/2012/wordml" xmlns:w16cex="http://schemas.microsoft.com/office/word/2018/wordml/cex" xmlns:w16cid="http://schemas.microsoft.com/office/word/2016/wordml/cid" xmlns:w16="http://schemas.microsoft.com/office/word/2018/wordml" xmlns:w16du="http://schemas.microsoft.com/office/word/2023/wordml/word16du" xmlns:w16sdtdh="http://schemas.microsoft.com/office/word/2020/wordml/sdtdatahash" xmlns:w16sdtfl="http://schemas.microsoft.com/office/word/2024/wordml/sdtformatlock" xmlns:w16se="http://schemas.microsoft.com/office/word/2015/wordml/symex" xmlns:wpg="http://schemas.microsoft.com/office/word/2010/wordprocessingGroup" xmlns:wpi="http://schemas.microsoft.com/office/word/2010/wordprocessingInk" xmlns:wne="http://schemas.microsoft.com/office/word/2006/wordml" xmlns:wps="http://schemas.microsoft.com/office/word/2010/wordprocessingShape" mc:Ignorable="w14 w15 w16se w16cid w16 w16cex w16sdtdh w16sdtfl w16du wp14">
   <w:footnote w:type="separator" w:id="-1">
     <w:p>
       <w:pPr>
@@ -3722,7 +3363,7 @@
 </file>
 
 <file path=word/numbering.xml><?xml version="1.0" encoding="utf-8"?>
-<w:numbering xmlns:wpc="http://schemas.microsoft.com/office/word/2010/wordprocessingCanvas" xmlns:cx="http://schemas.microsoft.com/office/drawing/2014/chartex" xmlns:cx1="http://schemas.microsoft.com/office/drawing/2015/9/8/chartex" xmlns:cx2="http://schemas.microsoft.com/office/drawing/2015/10/21/chartex" xmlns:cx3="http://schemas.microsoft.com/office/drawing/2016/5/9/chartex" xmlns:cx4="http://schemas.microsoft.com/office/drawing/2016/5/10/chartex" xmlns:cx5="http://schemas.microsoft.com/office/drawing/2016/5/11/chartex" xmlns:cx6="http://schemas.microsoft.com/office/drawing/2016/5/12/chartex" xmlns:cx7="http://schemas.microsoft.com/office/drawing/2016/5/13/chartex" xmlns:cx8="http://schemas.microsoft.com/office/drawing/2016/5/14/chartex" xmlns:mc="http://schemas.openxmlformats.org/markup-compatibility/2006" xmlns:aink="http://schemas.microsoft.com/office/drawing/2016/ink" xmlns:am3d="http://schemas.microsoft.com/office/drawing/2017/model3d" xmlns:o="urn:schemas-microsoft-com:office:office" xmlns:oel="http://schemas.microsoft.com/office/2019/extlst" xmlns:r="http://schemas.openxmlformats.org/officeDocument/2006/relationships" xmlns:m="http://schemas.openxmlformats.org/officeDocument/2006/math" xmlns:v="urn:schemas-microsoft-com:vml" xmlns:wp14="http://schemas.microsoft.com/office/word/2010/wordprocessingDrawing" xmlns:wp="http://schemas.openxmlformats.org/drawingml/2006/wordprocessingDrawing" xmlns:w10="urn:schemas-microsoft-com:office:word" xmlns:w="http://schemas.openxmlformats.org/wordprocessingml/2006/main" xmlns:w14="http://schemas.microsoft.com/office/word/2010/wordml" xmlns:w15="http://schemas.microsoft.com/office/word/2012/wordml" xmlns:w16cex="http://schemas.microsoft.com/office/word/2018/wordml/cex" xmlns:w16cid="http://schemas.microsoft.com/office/word/2016/wordml/cid" xmlns:w16="http://schemas.microsoft.com/office/word/2018/wordml" xmlns:w16du="http://schemas.microsoft.com/office/word/2023/wordml/word16du" xmlns:w16sdtdh="http://schemas.microsoft.com/office/word/2020/wordml/sdtdatahash" xmlns:w16se="http://schemas.microsoft.com/office/word/2015/wordml/symex" xmlns:wpg="http://schemas.microsoft.com/office/word/2010/wordprocessingGroup" xmlns:wpi="http://schemas.microsoft.com/office/word/2010/wordprocessingInk" xmlns:wne="http://schemas.microsoft.com/office/word/2006/wordml" xmlns:wps="http://schemas.microsoft.com/office/word/2010/wordprocessingShape" mc:Ignorable="w14 w15 w16se w16cid w16 w16cex w16sdtdh w16du wp14">
+<w:numbering xmlns:wpc="http://schemas.microsoft.com/office/word/2010/wordprocessingCanvas" xmlns:cx="http://schemas.microsoft.com/office/drawing/2014/chartex" xmlns:cx1="http://schemas.microsoft.com/office/drawing/2015/9/8/chartex" xmlns:cx2="http://schemas.microsoft.com/office/drawing/2015/10/21/chartex" xmlns:cx3="http://schemas.microsoft.com/office/drawing/2016/5/9/chartex" xmlns:cx4="http://schemas.microsoft.com/office/drawing/2016/5/10/chartex" xmlns:cx5="http://schemas.microsoft.com/office/drawing/2016/5/11/chartex" xmlns:cx6="http://schemas.microsoft.com/office/drawing/2016/5/12/chartex" xmlns:cx7="http://schemas.microsoft.com/office/drawing/2016/5/13/chartex" xmlns:cx8="http://schemas.microsoft.com/office/drawing/2016/5/14/chartex" xmlns:mc="http://schemas.openxmlformats.org/markup-compatibility/2006" xmlns:aink="http://schemas.microsoft.com/office/drawing/2016/ink" xmlns:am3d="http://schemas.microsoft.com/office/drawing/2017/model3d" xmlns:o="urn:schemas-microsoft-com:office:office" xmlns:oel="http://schemas.microsoft.com/office/2019/extlst" xmlns:r="http://schemas.openxmlformats.org/officeDocument/2006/relationships" xmlns:m="http://schemas.openxmlformats.org/officeDocument/2006/math" xmlns:v="urn:schemas-microsoft-com:vml" xmlns:wp14="http://schemas.microsoft.com/office/word/2010/wordprocessingDrawing" xmlns:wp="http://schemas.openxmlformats.org/drawingml/2006/wordprocessingDrawing" xmlns:w10="urn:schemas-microsoft-com:office:word" xmlns:w="http://schemas.openxmlformats.org/wordprocessingml/2006/main" xmlns:w14="http://schemas.microsoft.com/office/word/2010/wordml" xmlns:w15="http://schemas.microsoft.com/office/word/2012/wordml" xmlns:w16cex="http://schemas.microsoft.com/office/word/2018/wordml/cex" xmlns:w16cid="http://schemas.microsoft.com/office/word/2016/wordml/cid" xmlns:w16="http://schemas.microsoft.com/office/word/2018/wordml" xmlns:w16du="http://schemas.microsoft.com/office/word/2023/wordml/word16du" xmlns:w16sdtdh="http://schemas.microsoft.com/office/word/2020/wordml/sdtdatahash" xmlns:w16sdtfl="http://schemas.microsoft.com/office/word/2024/wordml/sdtformatlock" xmlns:w16se="http://schemas.microsoft.com/office/word/2015/wordml/symex" xmlns:wpg="http://schemas.microsoft.com/office/word/2010/wordprocessingGroup" xmlns:wpi="http://schemas.microsoft.com/office/word/2010/wordprocessingInk" xmlns:wne="http://schemas.microsoft.com/office/word/2006/wordml" xmlns:wps="http://schemas.microsoft.com/office/word/2010/wordprocessingShape" mc:Ignorable="w14 w15 w16se w16cid w16 w16cex w16sdtdh w16sdtfl w16du wp14">
   <w:abstractNum w:abstractNumId="0" w15:restartNumberingAfterBreak="0">
     <w:nsid w:val="001268F1"/>
     <w:multiLevelType w:val="multilevel"/>
@@ -4759,7 +4400,7 @@
 </file>
 
 <file path=word/styles.xml><?xml version="1.0" encoding="utf-8"?>
-<w:styles xmlns:mc="http://schemas.openxmlformats.org/markup-compatibility/2006" xmlns:r="http://schemas.openxmlformats.org/officeDocument/2006/relationships" xmlns:w="http://schemas.openxmlformats.org/wordprocessingml/2006/main" xmlns:w14="http://schemas.microsoft.com/office/word/2010/wordml" xmlns:w15="http://schemas.microsoft.com/office/word/2012/wordml" xmlns:w16cex="http://schemas.microsoft.com/office/word/2018/wordml/cex" xmlns:w16cid="http://schemas.microsoft.com/office/word/2016/wordml/cid" xmlns:w16="http://schemas.microsoft.com/office/word/2018/wordml" xmlns:w16du="http://schemas.microsoft.com/office/word/2023/wordml/word16du" xmlns:w16sdtdh="http://schemas.microsoft.com/office/word/2020/wordml/sdtdatahash" xmlns:w16se="http://schemas.microsoft.com/office/word/2015/wordml/symex" mc:Ignorable="w14 w15 w16se w16cid w16 w16cex w16sdtdh w16du">
+<w:styles xmlns:mc="http://schemas.openxmlformats.org/markup-compatibility/2006" xmlns:r="http://schemas.openxmlformats.org/officeDocument/2006/relationships" xmlns:w="http://schemas.openxmlformats.org/wordprocessingml/2006/main" xmlns:w14="http://schemas.microsoft.com/office/word/2010/wordml" xmlns:w15="http://schemas.microsoft.com/office/word/2012/wordml" xmlns:w16cex="http://schemas.microsoft.com/office/word/2018/wordml/cex" xmlns:w16cid="http://schemas.microsoft.com/office/word/2016/wordml/cid" xmlns:w16="http://schemas.microsoft.com/office/word/2018/wordml" xmlns:w16du="http://schemas.microsoft.com/office/word/2023/wordml/word16du" xmlns:w16sdtdh="http://schemas.microsoft.com/office/word/2020/wordml/sdtdatahash" xmlns:w16sdtfl="http://schemas.microsoft.com/office/word/2024/wordml/sdtformatlock" xmlns:w16se="http://schemas.microsoft.com/office/word/2015/wordml/symex" mc:Ignorable="w14 w15 w16se w16cid w16 w16cex w16sdtdh w16sdtfl w16du">
   <w:docDefaults>
     <w:rPrDefault>
       <w:rPr>
@@ -5155,7 +4796,7 @@
     <w:lsdException w:name="Unresolved Mention" w:semiHidden="1" w:unhideWhenUsed="1"/>
     <w:lsdException w:name="Smart Link" w:semiHidden="1" w:unhideWhenUsed="1"/>
   </w:latentStyles>
-  <w:style w:type="paragraph" w:default="1" w:styleId="Standaard">
+  <w:style w:type="paragraph" w:default="1" w:styleId="Normal">
     <w:name w:val="Normal"/>
     <w:qFormat/>
     <w:rsid w:val="00106C9E"/>
@@ -5164,11 +4805,11 @@
       <w14:ligatures w14:val="none"/>
     </w:rPr>
   </w:style>
-  <w:style w:type="paragraph" w:styleId="Kop1">
+  <w:style w:type="paragraph" w:styleId="Heading1">
     <w:name w:val="heading 1"/>
-    <w:basedOn w:val="Standaard"/>
-    <w:next w:val="Standaard"/>
-    <w:link w:val="Kop1Char"/>
+    <w:basedOn w:val="Normal"/>
+    <w:next w:val="Normal"/>
+    <w:link w:val="Heading1Char"/>
     <w:uiPriority w:val="9"/>
     <w:qFormat/>
     <w:rsid w:val="009177BF"/>
@@ -5185,11 +4826,11 @@
       <w:szCs w:val="32"/>
     </w:rPr>
   </w:style>
-  <w:style w:type="paragraph" w:styleId="Kop2">
+  <w:style w:type="paragraph" w:styleId="Heading2">
     <w:name w:val="heading 2"/>
-    <w:basedOn w:val="Standaard"/>
-    <w:next w:val="Standaard"/>
-    <w:link w:val="Kop2Char"/>
+    <w:basedOn w:val="Normal"/>
+    <w:next w:val="Normal"/>
+    <w:link w:val="Heading2Char"/>
     <w:uiPriority w:val="9"/>
     <w:unhideWhenUsed/>
     <w:qFormat/>
@@ -5207,13 +4848,13 @@
       <w:szCs w:val="26"/>
     </w:rPr>
   </w:style>
-  <w:style w:type="character" w:default="1" w:styleId="Standaardalinea-lettertype">
+  <w:style w:type="character" w:default="1" w:styleId="DefaultParagraphFont">
     <w:name w:val="Default Paragraph Font"/>
     <w:uiPriority w:val="1"/>
     <w:semiHidden/>
     <w:unhideWhenUsed/>
   </w:style>
-  <w:style w:type="table" w:default="1" w:styleId="Standaardtabel">
+  <w:style w:type="table" w:default="1" w:styleId="TableNormal">
     <w:name w:val="Normal Table"/>
     <w:uiPriority w:val="99"/>
     <w:semiHidden/>
@@ -5228,16 +4869,16 @@
       </w:tblCellMar>
     </w:tblPr>
   </w:style>
-  <w:style w:type="numbering" w:default="1" w:styleId="Geenlijst">
+  <w:style w:type="numbering" w:default="1" w:styleId="NoList">
     <w:name w:val="No List"/>
     <w:uiPriority w:val="99"/>
     <w:semiHidden/>
     <w:unhideWhenUsed/>
   </w:style>
-  <w:style w:type="character" w:customStyle="1" w:styleId="Kop2Char">
-    <w:name w:val="Kop 2 Char"/>
-    <w:basedOn w:val="Standaardalinea-lettertype"/>
-    <w:link w:val="Kop2"/>
+  <w:style w:type="character" w:customStyle="1" w:styleId="Heading2Char">
+    <w:name w:val="Heading 2 Char"/>
+    <w:basedOn w:val="DefaultParagraphFont"/>
+    <w:link w:val="Heading2"/>
     <w:uiPriority w:val="9"/>
     <w:rsid w:val="00106C9E"/>
     <w:rPr>
@@ -5249,10 +4890,10 @@
       <w14:ligatures w14:val="none"/>
     </w:rPr>
   </w:style>
-  <w:style w:type="paragraph" w:styleId="Voettekst">
+  <w:style w:type="paragraph" w:styleId="Footer">
     <w:name w:val="footer"/>
-    <w:basedOn w:val="Standaard"/>
-    <w:link w:val="VoettekstChar"/>
+    <w:basedOn w:val="Normal"/>
+    <w:link w:val="FooterChar"/>
     <w:uiPriority w:val="99"/>
     <w:unhideWhenUsed/>
     <w:rsid w:val="00106C9E"/>
@@ -5264,10 +4905,10 @@
       <w:spacing w:after="0" w:line="240" w:lineRule="auto"/>
     </w:pPr>
   </w:style>
-  <w:style w:type="character" w:customStyle="1" w:styleId="VoettekstChar">
-    <w:name w:val="Voettekst Char"/>
-    <w:basedOn w:val="Standaardalinea-lettertype"/>
-    <w:link w:val="Voettekst"/>
+  <w:style w:type="character" w:customStyle="1" w:styleId="FooterChar">
+    <w:name w:val="Footer Char"/>
+    <w:basedOn w:val="DefaultParagraphFont"/>
+    <w:link w:val="Footer"/>
     <w:uiPriority w:val="99"/>
     <w:rsid w:val="00106C9E"/>
     <w:rPr>
@@ -5275,10 +4916,10 @@
       <w14:ligatures w14:val="none"/>
     </w:rPr>
   </w:style>
-  <w:style w:type="character" w:customStyle="1" w:styleId="Kop1Char">
-    <w:name w:val="Kop 1 Char"/>
-    <w:basedOn w:val="Standaardalinea-lettertype"/>
-    <w:link w:val="Kop1"/>
+  <w:style w:type="character" w:customStyle="1" w:styleId="Heading1Char">
+    <w:name w:val="Heading 1 Char"/>
+    <w:basedOn w:val="DefaultParagraphFont"/>
+    <w:link w:val="Heading1"/>
     <w:uiPriority w:val="9"/>
     <w:rsid w:val="009177BF"/>
     <w:rPr>
@@ -5290,9 +4931,9 @@
       <w14:ligatures w14:val="none"/>
     </w:rPr>
   </w:style>
-  <w:style w:type="paragraph" w:styleId="Lijstalinea">
+  <w:style w:type="paragraph" w:styleId="ListParagraph">
     <w:name w:val="List Paragraph"/>
-    <w:basedOn w:val="Standaard"/>
+    <w:basedOn w:val="Normal"/>
     <w:uiPriority w:val="34"/>
     <w:qFormat/>
     <w:rsid w:val="00D952BE"/>
